--- a/_site/r/2020-06-10-013-lo-que-debemos-saber-de-r/index.docx
+++ b/_site/r/2020-06-10-013-lo-que-debemos-saber-de-r/index.docx
@@ -50,7 +50,7 @@
         <w:pStyle w:val="Heading1"/>
       </w:pPr>
       <w:r>
-        <w:t xml:space="preserve">Lo que debemos saber de R: Explorando las capacidades de R y su uso en el entorno Linux</w:t>
+        <w:t xml:space="preserve">Conceptos esenciales antes de usar R</w:t>
       </w:r>
     </w:p>
     <w:p>
@@ -199,7 +199,15 @@
     </w:p>
     <w:p>
       <w:pPr>
-        <w:pStyle w:val="FirstParagraph"/>
+        <w:pStyle w:val="AbstractFirstParagraph"/>
+      </w:pPr>
+      <w:r>
+        <w:t xml:space="preserve">Este abstract será actualizado una vez que se complete el contenido final del artículo.</w:t>
+      </w:r>
+    </w:p>
+    <w:p>
+      <w:pPr>
+        <w:pStyle w:val="BodyText"/>
       </w:pPr>
       <w:r>
         <w:rPr>
@@ -224,7 +232,7 @@
         <w:pStyle w:val="Heading1"/>
       </w:pPr>
       <w:r>
-        <w:t xml:space="preserve">Lo que debemos saber de R: Explorando las capacidades de R y su uso en el entorno Linux</w:t>
+        <w:t xml:space="preserve">Conceptos esenciales antes de usar R</w:t>
       </w:r>
     </w:p>
     <w:bookmarkEnd w:id="26"/>
@@ -520,7 +528,399 @@
     </w:p>
     <w:p>
       <w:pPr>
-        <w:pStyle w:val="BodyText"/>
+        <w:pStyle w:val="SourceCode"/>
+      </w:pPr>
+      <w:r>
+        <w:rPr>
+          <w:rStyle w:val="FunctionTok"/>
+        </w:rPr>
+        <w:t xml:space="preserve">c</w:t>
+      </w:r>
+      <w:r>
+        <w:rPr>
+          <w:rStyle w:val="NormalTok"/>
+        </w:rPr>
+        <w:t xml:space="preserve">(</w:t>
+      </w:r>
+      <w:r>
+        <w:rPr>
+          <w:rStyle w:val="FloatTok"/>
+        </w:rPr>
+        <w:t xml:space="preserve">0.5</w:t>
+      </w:r>
+      <w:r>
+        <w:rPr>
+          <w:rStyle w:val="NormalTok"/>
+        </w:rPr>
+        <w:t xml:space="preserve">, </w:t>
+      </w:r>
+      <w:r>
+        <w:rPr>
+          <w:rStyle w:val="FloatTok"/>
+        </w:rPr>
+        <w:t xml:space="preserve">0.6</w:t>
+      </w:r>
+      <w:r>
+        <w:rPr>
+          <w:rStyle w:val="NormalTok"/>
+        </w:rPr>
+        <w:t xml:space="preserve">, </w:t>
+      </w:r>
+      <w:r>
+        <w:rPr>
+          <w:rStyle w:val="FloatTok"/>
+        </w:rPr>
+        <w:t xml:space="preserve">0.25</w:t>
+      </w:r>
+      <w:r>
+        <w:rPr>
+          <w:rStyle w:val="NormalTok"/>
+        </w:rPr>
+        <w:t xml:space="preserve">) </w:t>
+      </w:r>
+      <w:r>
+        <w:rPr>
+          <w:rStyle w:val="CommentTok"/>
+        </w:rPr>
+        <w:t xml:space="preserve"># números decimales (double)</w:t>
+      </w:r>
+      <w:r>
+        <w:br/>
+      </w:r>
+      <w:r>
+        <w:rPr>
+          <w:rStyle w:val="FunctionTok"/>
+        </w:rPr>
+        <w:t xml:space="preserve">c</w:t>
+      </w:r>
+      <w:r>
+        <w:rPr>
+          <w:rStyle w:val="NormalTok"/>
+        </w:rPr>
+        <w:t xml:space="preserve">(</w:t>
+      </w:r>
+      <w:r>
+        <w:rPr>
+          <w:rStyle w:val="DecValTok"/>
+        </w:rPr>
+        <w:t xml:space="preserve">9</w:t>
+      </w:r>
+      <w:r>
+        <w:rPr>
+          <w:rStyle w:val="NormalTok"/>
+        </w:rPr>
+        <w:t xml:space="preserve">L, </w:t>
+      </w:r>
+      <w:r>
+        <w:rPr>
+          <w:rStyle w:val="DecValTok"/>
+        </w:rPr>
+        <w:t xml:space="preserve">10</w:t>
+      </w:r>
+      <w:r>
+        <w:rPr>
+          <w:rStyle w:val="NormalTok"/>
+        </w:rPr>
+        <w:t xml:space="preserve">L, </w:t>
+      </w:r>
+      <w:r>
+        <w:rPr>
+          <w:rStyle w:val="DecValTok"/>
+        </w:rPr>
+        <w:t xml:space="preserve">11</w:t>
+      </w:r>
+      <w:r>
+        <w:rPr>
+          <w:rStyle w:val="NormalTok"/>
+        </w:rPr>
+        <w:t xml:space="preserve">L, </w:t>
+      </w:r>
+      <w:r>
+        <w:rPr>
+          <w:rStyle w:val="DecValTok"/>
+        </w:rPr>
+        <w:t xml:space="preserve">12</w:t>
+      </w:r>
+      <w:r>
+        <w:rPr>
+          <w:rStyle w:val="NormalTok"/>
+        </w:rPr>
+        <w:t xml:space="preserve">L, </w:t>
+      </w:r>
+      <w:r>
+        <w:rPr>
+          <w:rStyle w:val="DecValTok"/>
+        </w:rPr>
+        <w:t xml:space="preserve">13</w:t>
+      </w:r>
+      <w:r>
+        <w:rPr>
+          <w:rStyle w:val="NormalTok"/>
+        </w:rPr>
+        <w:t xml:space="preserve">L) </w:t>
+      </w:r>
+      <w:r>
+        <w:rPr>
+          <w:rStyle w:val="CommentTok"/>
+        </w:rPr>
+        <w:t xml:space="preserve"># números enteros (integer)</w:t>
+      </w:r>
+      <w:r>
+        <w:br/>
+      </w:r>
+      <w:r>
+        <w:rPr>
+          <w:rStyle w:val="FunctionTok"/>
+        </w:rPr>
+        <w:t xml:space="preserve">c</w:t>
+      </w:r>
+      <w:r>
+        <w:rPr>
+          <w:rStyle w:val="NormalTok"/>
+        </w:rPr>
+        <w:t xml:space="preserve">(</w:t>
+      </w:r>
+      <w:r>
+        <w:rPr>
+          <w:rStyle w:val="DecValTok"/>
+        </w:rPr>
+        <w:t xml:space="preserve">9</w:t>
+      </w:r>
+      <w:r>
+        <w:rPr>
+          <w:rStyle w:val="SpecialCharTok"/>
+        </w:rPr>
+        <w:t xml:space="preserve">:</w:t>
+      </w:r>
+      <w:r>
+        <w:rPr>
+          <w:rStyle w:val="DecValTok"/>
+        </w:rPr>
+        <w:t xml:space="preserve">13</w:t>
+      </w:r>
+      <w:r>
+        <w:rPr>
+          <w:rStyle w:val="NormalTok"/>
+        </w:rPr>
+        <w:t xml:space="preserve">) </w:t>
+      </w:r>
+      <w:r>
+        <w:rPr>
+          <w:rStyle w:val="CommentTok"/>
+        </w:rPr>
+        <w:t xml:space="preserve"># secuencia de números enteros (integer sequence)</w:t>
+      </w:r>
+      <w:r>
+        <w:br/>
+      </w:r>
+      <w:r>
+        <w:rPr>
+          <w:rStyle w:val="FunctionTok"/>
+        </w:rPr>
+        <w:t xml:space="preserve">c</w:t>
+      </w:r>
+      <w:r>
+        <w:rPr>
+          <w:rStyle w:val="NormalTok"/>
+        </w:rPr>
+        <w:t xml:space="preserve">(</w:t>
+      </w:r>
+      <w:r>
+        <w:rPr>
+          <w:rStyle w:val="ConstantTok"/>
+        </w:rPr>
+        <w:t xml:space="preserve">TRUE</w:t>
+      </w:r>
+      <w:r>
+        <w:rPr>
+          <w:rStyle w:val="NormalTok"/>
+        </w:rPr>
+        <w:t xml:space="preserve">, </w:t>
+      </w:r>
+      <w:r>
+        <w:rPr>
+          <w:rStyle w:val="ConstantTok"/>
+        </w:rPr>
+        <w:t xml:space="preserve">FALSE</w:t>
+      </w:r>
+      <w:r>
+        <w:rPr>
+          <w:rStyle w:val="NormalTok"/>
+        </w:rPr>
+        <w:t xml:space="preserve">, </w:t>
+      </w:r>
+      <w:r>
+        <w:rPr>
+          <w:rStyle w:val="ConstantTok"/>
+        </w:rPr>
+        <w:t xml:space="preserve">FALSE</w:t>
+      </w:r>
+      <w:r>
+        <w:rPr>
+          <w:rStyle w:val="NormalTok"/>
+        </w:rPr>
+        <w:t xml:space="preserve">) </w:t>
+      </w:r>
+      <w:r>
+        <w:rPr>
+          <w:rStyle w:val="CommentTok"/>
+        </w:rPr>
+        <w:t xml:space="preserve"># valores lógicos (logical)</w:t>
+      </w:r>
+      <w:r>
+        <w:br/>
+      </w:r>
+      <w:r>
+        <w:rPr>
+          <w:rStyle w:val="FunctionTok"/>
+        </w:rPr>
+        <w:t xml:space="preserve">c</w:t>
+      </w:r>
+      <w:r>
+        <w:rPr>
+          <w:rStyle w:val="NormalTok"/>
+        </w:rPr>
+        <w:t xml:space="preserve">(</w:t>
+      </w:r>
+      <w:r>
+        <w:rPr>
+          <w:rStyle w:val="DecValTok"/>
+        </w:rPr>
+        <w:t xml:space="preserve">1</w:t>
+      </w:r>
+      <w:r>
+        <w:rPr>
+          <w:rStyle w:val="NormalTok"/>
+        </w:rPr>
+        <w:t xml:space="preserve"> </w:t>
+      </w:r>
+      <w:r>
+        <w:rPr>
+          <w:rStyle w:val="SpecialCharTok"/>
+        </w:rPr>
+        <w:t xml:space="preserve">+</w:t>
+      </w:r>
+      <w:r>
+        <w:rPr>
+          <w:rStyle w:val="NormalTok"/>
+        </w:rPr>
+        <w:t xml:space="preserve"> </w:t>
+      </w:r>
+      <w:r>
+        <w:rPr>
+          <w:rStyle w:val="DecValTok"/>
+        </w:rPr>
+        <w:t xml:space="preserve">0</w:t>
+      </w:r>
+      <w:r>
+        <w:rPr>
+          <w:rStyle w:val="NormalTok"/>
+        </w:rPr>
+        <w:t xml:space="preserve">i, </w:t>
+      </w:r>
+      <w:r>
+        <w:rPr>
+          <w:rStyle w:val="DecValTok"/>
+        </w:rPr>
+        <w:t xml:space="preserve">2</w:t>
+      </w:r>
+      <w:r>
+        <w:rPr>
+          <w:rStyle w:val="NormalTok"/>
+        </w:rPr>
+        <w:t xml:space="preserve"> </w:t>
+      </w:r>
+      <w:r>
+        <w:rPr>
+          <w:rStyle w:val="SpecialCharTok"/>
+        </w:rPr>
+        <w:t xml:space="preserve">+</w:t>
+      </w:r>
+      <w:r>
+        <w:rPr>
+          <w:rStyle w:val="NormalTok"/>
+        </w:rPr>
+        <w:t xml:space="preserve"> </w:t>
+      </w:r>
+      <w:r>
+        <w:rPr>
+          <w:rStyle w:val="DecValTok"/>
+        </w:rPr>
+        <w:t xml:space="preserve">4</w:t>
+      </w:r>
+      <w:r>
+        <w:rPr>
+          <w:rStyle w:val="NormalTok"/>
+        </w:rPr>
+        <w:t xml:space="preserve">i) </w:t>
+      </w:r>
+      <w:r>
+        <w:rPr>
+          <w:rStyle w:val="CommentTok"/>
+        </w:rPr>
+        <w:t xml:space="preserve"># números complejos (complex)</w:t>
+      </w:r>
+      <w:r>
+        <w:br/>
+      </w:r>
+      <w:r>
+        <w:rPr>
+          <w:rStyle w:val="FunctionTok"/>
+        </w:rPr>
+        <w:t xml:space="preserve">c</w:t>
+      </w:r>
+      <w:r>
+        <w:rPr>
+          <w:rStyle w:val="NormalTok"/>
+        </w:rPr>
+        <w:t xml:space="preserve">(</w:t>
+      </w:r>
+      <w:r>
+        <w:rPr>
+          <w:rStyle w:val="StringTok"/>
+        </w:rPr>
+        <w:t xml:space="preserve">"a"</w:t>
+      </w:r>
+      <w:r>
+        <w:rPr>
+          <w:rStyle w:val="NormalTok"/>
+        </w:rPr>
+        <w:t xml:space="preserve">, </w:t>
+      </w:r>
+      <w:r>
+        <w:rPr>
+          <w:rStyle w:val="StringTok"/>
+        </w:rPr>
+        <w:t xml:space="preserve">"b"</w:t>
+      </w:r>
+      <w:r>
+        <w:rPr>
+          <w:rStyle w:val="NormalTok"/>
+        </w:rPr>
+        <w:t xml:space="preserve">, </w:t>
+      </w:r>
+      <w:r>
+        <w:rPr>
+          <w:rStyle w:val="StringTok"/>
+        </w:rPr>
+        <w:t xml:space="preserve">"c"</w:t>
+      </w:r>
+      <w:r>
+        <w:rPr>
+          <w:rStyle w:val="NormalTok"/>
+        </w:rPr>
+        <w:t xml:space="preserve">) </w:t>
+      </w:r>
+      <w:r>
+        <w:rPr>
+          <w:rStyle w:val="CommentTok"/>
+        </w:rPr>
+        <w:t xml:space="preserve"># caracteres (character)</w:t>
+      </w:r>
+    </w:p>
+    <w:p>
+      <w:pPr>
+        <w:pStyle w:val="FirstParagraph"/>
       </w:pPr>
       <w:r>
         <w:rPr>
@@ -566,12 +966,87 @@
     </w:p>
     <w:p>
       <w:pPr>
+        <w:pStyle w:val="SourceCode"/>
         <w:numPr>
           <w:ilvl w:val="0"/>
           <w:numId w:val="1000"/>
         </w:numPr>
       </w:pPr>
       <w:r>
+        <w:rPr>
+          <w:rStyle w:val="NormalTok"/>
+        </w:rPr>
+        <w:t xml:space="preserve">dbl </w:t>
+      </w:r>
+      <w:r>
+        <w:rPr>
+          <w:rStyle w:val="OtherTok"/>
+        </w:rPr>
+        <w:t xml:space="preserve">&lt;-</w:t>
+      </w:r>
+      <w:r>
+        <w:rPr>
+          <w:rStyle w:val="NormalTok"/>
+        </w:rPr>
+        <w:t xml:space="preserve"> </w:t>
+      </w:r>
+      <w:r>
+        <w:rPr>
+          <w:rStyle w:val="FunctionTok"/>
+        </w:rPr>
+        <w:t xml:space="preserve">c</w:t>
+      </w:r>
+      <w:r>
+        <w:rPr>
+          <w:rStyle w:val="NormalTok"/>
+        </w:rPr>
+        <w:t xml:space="preserve">(</w:t>
+      </w:r>
+      <w:r>
+        <w:rPr>
+          <w:rStyle w:val="FloatTok"/>
+        </w:rPr>
+        <w:t xml:space="preserve">0.5</w:t>
+      </w:r>
+      <w:r>
+        <w:rPr>
+          <w:rStyle w:val="NormalTok"/>
+        </w:rPr>
+        <w:t xml:space="preserve">, </w:t>
+      </w:r>
+      <w:r>
+        <w:rPr>
+          <w:rStyle w:val="FloatTok"/>
+        </w:rPr>
+        <w:t xml:space="preserve">0.6</w:t>
+      </w:r>
+      <w:r>
+        <w:rPr>
+          <w:rStyle w:val="NormalTok"/>
+        </w:rPr>
+        <w:t xml:space="preserve">, </w:t>
+      </w:r>
+      <w:r>
+        <w:rPr>
+          <w:rStyle w:val="FloatTok"/>
+        </w:rPr>
+        <w:t xml:space="preserve">0.25</w:t>
+      </w:r>
+      <w:r>
+        <w:rPr>
+          <w:rStyle w:val="NormalTok"/>
+        </w:rPr>
+        <w:t xml:space="preserve">)</w:t>
+      </w:r>
+    </w:p>
+    <w:p>
+      <w:pPr>
+        <w:numPr>
+          <w:ilvl w:val="0"/>
+          <w:numId w:val="1000"/>
+        </w:numPr>
+      </w:pPr>
+      <w:r>
         <w:t xml:space="preserve">Creamos un vector llamado</w:t>
       </w:r>
       <w:r>
@@ -619,6 +1094,81 @@
     </w:p>
     <w:p>
       <w:pPr>
+        <w:pStyle w:val="SourceCode"/>
+        <w:numPr>
+          <w:ilvl w:val="0"/>
+          <w:numId w:val="1000"/>
+        </w:numPr>
+      </w:pPr>
+      <w:r>
+        <w:rPr>
+          <w:rStyle w:val="NormalTok"/>
+        </w:rPr>
+        <w:t xml:space="preserve">chr </w:t>
+      </w:r>
+      <w:r>
+        <w:rPr>
+          <w:rStyle w:val="OtherTok"/>
+        </w:rPr>
+        <w:t xml:space="preserve">&lt;-</w:t>
+      </w:r>
+      <w:r>
+        <w:rPr>
+          <w:rStyle w:val="NormalTok"/>
+        </w:rPr>
+        <w:t xml:space="preserve"> </w:t>
+      </w:r>
+      <w:r>
+        <w:rPr>
+          <w:rStyle w:val="FunctionTok"/>
+        </w:rPr>
+        <w:t xml:space="preserve">c</w:t>
+      </w:r>
+      <w:r>
+        <w:rPr>
+          <w:rStyle w:val="NormalTok"/>
+        </w:rPr>
+        <w:t xml:space="preserve">(</w:t>
+      </w:r>
+      <w:r>
+        <w:rPr>
+          <w:rStyle w:val="StringTok"/>
+        </w:rPr>
+        <w:t xml:space="preserve">"a"</w:t>
+      </w:r>
+      <w:r>
+        <w:rPr>
+          <w:rStyle w:val="NormalTok"/>
+        </w:rPr>
+        <w:t xml:space="preserve">, </w:t>
+      </w:r>
+      <w:r>
+        <w:rPr>
+          <w:rStyle w:val="StringTok"/>
+        </w:rPr>
+        <w:t xml:space="preserve">"b"</w:t>
+      </w:r>
+      <w:r>
+        <w:rPr>
+          <w:rStyle w:val="NormalTok"/>
+        </w:rPr>
+        <w:t xml:space="preserve">, </w:t>
+      </w:r>
+      <w:r>
+        <w:rPr>
+          <w:rStyle w:val="StringTok"/>
+        </w:rPr>
+        <w:t xml:space="preserve">"c"</w:t>
+      </w:r>
+      <w:r>
+        <w:rPr>
+          <w:rStyle w:val="NormalTok"/>
+        </w:rPr>
+        <w:t xml:space="preserve">)</w:t>
+      </w:r>
+    </w:p>
+    <w:p>
+      <w:pPr>
         <w:numPr>
           <w:ilvl w:val="0"/>
           <w:numId w:val="1002"/>
@@ -674,12 +1224,27 @@
     </w:p>
     <w:p>
       <w:pPr>
+        <w:pStyle w:val="SourceCode"/>
         <w:numPr>
           <w:ilvl w:val="0"/>
           <w:numId w:val="1000"/>
         </w:numPr>
       </w:pPr>
       <w:r>
+        <w:rPr>
+          <w:rStyle w:val="NormalTok"/>
+        </w:rPr>
+        <w:t xml:space="preserve">dbl</w:t>
+      </w:r>
+    </w:p>
+    <w:p>
+      <w:pPr>
+        <w:numPr>
+          <w:ilvl w:val="0"/>
+          <w:numId w:val="1000"/>
+        </w:numPr>
+      </w:pPr>
+      <w:r>
         <w:t xml:space="preserve">Visualizamos en la consola el contenido del vector</w:t>
       </w:r>
       <w:r>
@@ -724,6 +1289,21 @@
     </w:p>
     <w:p>
       <w:pPr>
+        <w:pStyle w:val="SourceCode"/>
+        <w:numPr>
+          <w:ilvl w:val="0"/>
+          <w:numId w:val="1000"/>
+        </w:numPr>
+      </w:pPr>
+      <w:r>
+        <w:rPr>
+          <w:rStyle w:val="NormalTok"/>
+        </w:rPr>
+        <w:t xml:space="preserve">chr</w:t>
+      </w:r>
+    </w:p>
+    <w:p>
+      <w:pPr>
         <w:numPr>
           <w:ilvl w:val="0"/>
           <w:numId w:val="1002"/>
@@ -776,12 +1356,33 @@
     </w:p>
     <w:p>
       <w:pPr>
+        <w:pStyle w:val="SourceCode"/>
         <w:numPr>
           <w:ilvl w:val="0"/>
           <w:numId w:val="1000"/>
         </w:numPr>
       </w:pPr>
       <w:r>
+        <w:rPr>
+          <w:rStyle w:val="FunctionTok"/>
+        </w:rPr>
+        <w:t xml:space="preserve">length</w:t>
+      </w:r>
+      <w:r>
+        <w:rPr>
+          <w:rStyle w:val="NormalTok"/>
+        </w:rPr>
+        <w:t xml:space="preserve">(dbl)</w:t>
+      </w:r>
+    </w:p>
+    <w:p>
+      <w:pPr>
+        <w:numPr>
+          <w:ilvl w:val="0"/>
+          <w:numId w:val="1000"/>
+        </w:numPr>
+      </w:pPr>
+      <w:r>
         <w:t xml:space="preserve">Calculamos y mostramos en la consola la longitud del vector</w:t>
       </w:r>
       <w:r>
@@ -796,6 +1397,27 @@
     </w:p>
     <w:p>
       <w:pPr>
+        <w:pStyle w:val="SourceCode"/>
+        <w:numPr>
+          <w:ilvl w:val="0"/>
+          <w:numId w:val="1000"/>
+        </w:numPr>
+      </w:pPr>
+      <w:r>
+        <w:rPr>
+          <w:rStyle w:val="FunctionTok"/>
+        </w:rPr>
+        <w:t xml:space="preserve">length</w:t>
+      </w:r>
+      <w:r>
+        <w:rPr>
+          <w:rStyle w:val="NormalTok"/>
+        </w:rPr>
+        <w:t xml:space="preserve">(chr)</w:t>
+      </w:r>
+    </w:p>
+    <w:p>
+      <w:pPr>
         <w:numPr>
           <w:ilvl w:val="0"/>
           <w:numId w:val="1002"/>
@@ -860,12 +1482,33 @@
     </w:p>
     <w:p>
       <w:pPr>
+        <w:pStyle w:val="SourceCode"/>
         <w:numPr>
           <w:ilvl w:val="0"/>
           <w:numId w:val="1000"/>
         </w:numPr>
       </w:pPr>
       <w:r>
+        <w:rPr>
+          <w:rStyle w:val="FunctionTok"/>
+        </w:rPr>
+        <w:t xml:space="preserve">typeof</w:t>
+      </w:r>
+      <w:r>
+        <w:rPr>
+          <w:rStyle w:val="NormalTok"/>
+        </w:rPr>
+        <w:t xml:space="preserve">(dbl)</w:t>
+      </w:r>
+    </w:p>
+    <w:p>
+      <w:pPr>
+        <w:numPr>
+          <w:ilvl w:val="0"/>
+          <w:numId w:val="1000"/>
+        </w:numPr>
+      </w:pPr>
+      <w:r>
         <w:t xml:space="preserve">Visualizamos en la consola el tipo de dato del vector</w:t>
       </w:r>
       <w:r>
@@ -892,6 +1535,27 @@
     </w:p>
     <w:p>
       <w:pPr>
+        <w:pStyle w:val="SourceCode"/>
+        <w:numPr>
+          <w:ilvl w:val="0"/>
+          <w:numId w:val="1000"/>
+        </w:numPr>
+      </w:pPr>
+      <w:r>
+        <w:rPr>
+          <w:rStyle w:val="FunctionTok"/>
+        </w:rPr>
+        <w:t xml:space="preserve">typeof</w:t>
+      </w:r>
+      <w:r>
+        <w:rPr>
+          <w:rStyle w:val="NormalTok"/>
+        </w:rPr>
+        <w:t xml:space="preserve">(chr)</w:t>
+      </w:r>
+    </w:p>
+    <w:p>
+      <w:pPr>
         <w:numPr>
           <w:ilvl w:val="0"/>
           <w:numId w:val="1002"/>
@@ -935,12 +1599,33 @@
     </w:p>
     <w:p>
       <w:pPr>
+        <w:pStyle w:val="SourceCode"/>
         <w:numPr>
           <w:ilvl w:val="0"/>
           <w:numId w:val="1000"/>
         </w:numPr>
       </w:pPr>
       <w:r>
+        <w:rPr>
+          <w:rStyle w:val="FunctionTok"/>
+        </w:rPr>
+        <w:t xml:space="preserve">c</w:t>
+      </w:r>
+      <w:r>
+        <w:rPr>
+          <w:rStyle w:val="NormalTok"/>
+        </w:rPr>
+        <w:t xml:space="preserve">(dbl, dbl)</w:t>
+      </w:r>
+    </w:p>
+    <w:p>
+      <w:pPr>
+        <w:numPr>
+          <w:ilvl w:val="0"/>
+          <w:numId w:val="1000"/>
+        </w:numPr>
+      </w:pPr>
+      <w:r>
         <w:t xml:space="preserve">Tambien se puede combina el vector</w:t>
       </w:r>
       <w:r>
@@ -975,6 +1660,27 @@
       </w:r>
       <w:r>
         <w:t xml:space="preserve">, creando un nuevo vector que contiene los elementos de ambos vectores concatenados.</w:t>
+      </w:r>
+    </w:p>
+    <w:p>
+      <w:pPr>
+        <w:pStyle w:val="SourceCode"/>
+        <w:numPr>
+          <w:ilvl w:val="0"/>
+          <w:numId w:val="1000"/>
+        </w:numPr>
+      </w:pPr>
+      <w:r>
+        <w:rPr>
+          <w:rStyle w:val="FunctionTok"/>
+        </w:rPr>
+        <w:t xml:space="preserve">c</w:t>
+      </w:r>
+      <w:r>
+        <w:rPr>
+          <w:rStyle w:val="NormalTok"/>
+        </w:rPr>
+        <w:t xml:space="preserve">(dbl, chr)</w:t>
       </w:r>
     </w:p>
     <w:tbl>
@@ -982,17 +1688,16 @@
         <w:tblStyle w:val="Table"/>
         <w:tblLook w:firstRow="0" w:lastRow="0" w:firstColumn="0" w:lastColumn="0" w:noHBand="0" w:noVBand="0" w:val="0000"/>
         <w:tblBorders>
+          <w:top w:val="single" w:sz="4" w:space="0" w:color="0758E5"/>
           <w:left w:val="single" w:sz="24" w:space="0" w:color="0758E5"/>
+          <w:bottom w:val="single" w:sz="4" w:space="0" w:color="0758E5"/>
           <w:right w:val="single" w:sz="4" w:space="0" w:color="0758E5"/>
-          <w:top w:val="single" w:sz="4" w:space="0" w:color="0758E5"/>
-          <w:bottom w:val="single" w:sz="4" w:space="0" w:color="0758E5"/>
         </w:tblBorders>
         <w:tblCellMar>
           <w:left w:w="144" w:type="dxa"/>
           <w:right w:w="144" w:type="dxa"/>
         </w:tblCellMar>
-        <w:tblInd w:w="164" w:type="dxa"/>
-        <w:tblW w:type="pct" w:w="100%"/>
+        <w:tblLook w:firstRow="0" w:lastRow="0" w:firstColumn="0" w:lastColumn="0" w:noHBand="0" w:noVBand="0" w:val="0000"/>
       </w:tblPr>
       <w:tr>
         <w:trPr>
@@ -1090,6 +1795,7 @@
               <w:t xml:space="preserve">El cambio automático del tipo de datos del vector resultante se denomina coerción. La coerción garantiza que se mantiene el mismo tipo de datos para cada elemento del vector.</w:t>
             </w:r>
           </w:p>
+          <w:p/>
         </w:tc>
       </w:tr>
     </w:tbl>
@@ -1148,6 +1854,174 @@
     </w:p>
     <w:p>
       <w:pPr>
+        <w:pStyle w:val="SourceCode"/>
+        <w:numPr>
+          <w:ilvl w:val="0"/>
+          <w:numId w:val="1000"/>
+        </w:numPr>
+      </w:pPr>
+      <w:r>
+        <w:rPr>
+          <w:rStyle w:val="NormalTok"/>
+        </w:rPr>
+        <w:t xml:space="preserve">a </w:t>
+      </w:r>
+      <w:r>
+        <w:rPr>
+          <w:rStyle w:val="OtherTok"/>
+        </w:rPr>
+        <w:t xml:space="preserve">&lt;-</w:t>
+      </w:r>
+      <w:r>
+        <w:rPr>
+          <w:rStyle w:val="NormalTok"/>
+        </w:rPr>
+        <w:t xml:space="preserve"> </w:t>
+      </w:r>
+      <w:r>
+        <w:rPr>
+          <w:rStyle w:val="FunctionTok"/>
+        </w:rPr>
+        <w:t xml:space="preserve">c</w:t>
+      </w:r>
+      <w:r>
+        <w:rPr>
+          <w:rStyle w:val="NormalTok"/>
+        </w:rPr>
+        <w:t xml:space="preserve">(</w:t>
+      </w:r>
+      <w:r>
+        <w:rPr>
+          <w:rStyle w:val="DecValTok"/>
+        </w:rPr>
+        <w:t xml:space="preserve">1</w:t>
+      </w:r>
+      <w:r>
+        <w:rPr>
+          <w:rStyle w:val="NormalTok"/>
+        </w:rPr>
+        <w:t xml:space="preserve">, </w:t>
+      </w:r>
+      <w:r>
+        <w:rPr>
+          <w:rStyle w:val="DecValTok"/>
+        </w:rPr>
+        <w:t xml:space="preserve">2</w:t>
+      </w:r>
+      <w:r>
+        <w:rPr>
+          <w:rStyle w:val="NormalTok"/>
+        </w:rPr>
+        <w:t xml:space="preserve">, </w:t>
+      </w:r>
+      <w:r>
+        <w:rPr>
+          <w:rStyle w:val="DecValTok"/>
+        </w:rPr>
+        <w:t xml:space="preserve">3</w:t>
+      </w:r>
+      <w:r>
+        <w:rPr>
+          <w:rStyle w:val="NormalTok"/>
+        </w:rPr>
+        <w:t xml:space="preserve">, </w:t>
+      </w:r>
+      <w:r>
+        <w:rPr>
+          <w:rStyle w:val="DecValTok"/>
+        </w:rPr>
+        <w:t xml:space="preserve">4</w:t>
+      </w:r>
+      <w:r>
+        <w:rPr>
+          <w:rStyle w:val="NormalTok"/>
+        </w:rPr>
+        <w:t xml:space="preserve">)</w:t>
+      </w:r>
+      <w:r>
+        <w:br/>
+      </w:r>
+      <w:r>
+        <w:rPr>
+          <w:rStyle w:val="NormalTok"/>
+        </w:rPr>
+        <w:t xml:space="preserve">b </w:t>
+      </w:r>
+      <w:r>
+        <w:rPr>
+          <w:rStyle w:val="OtherTok"/>
+        </w:rPr>
+        <w:t xml:space="preserve">&lt;-</w:t>
+      </w:r>
+      <w:r>
+        <w:rPr>
+          <w:rStyle w:val="NormalTok"/>
+        </w:rPr>
+        <w:t xml:space="preserve"> </w:t>
+      </w:r>
+      <w:r>
+        <w:rPr>
+          <w:rStyle w:val="FunctionTok"/>
+        </w:rPr>
+        <w:t xml:space="preserve">c</w:t>
+      </w:r>
+      <w:r>
+        <w:rPr>
+          <w:rStyle w:val="NormalTok"/>
+        </w:rPr>
+        <w:t xml:space="preserve">(</w:t>
+      </w:r>
+      <w:r>
+        <w:rPr>
+          <w:rStyle w:val="DecValTok"/>
+        </w:rPr>
+        <w:t xml:space="preserve">10</w:t>
+      </w:r>
+      <w:r>
+        <w:rPr>
+          <w:rStyle w:val="NormalTok"/>
+        </w:rPr>
+        <w:t xml:space="preserve">, </w:t>
+      </w:r>
+      <w:r>
+        <w:rPr>
+          <w:rStyle w:val="DecValTok"/>
+        </w:rPr>
+        <w:t xml:space="preserve">20</w:t>
+      </w:r>
+      <w:r>
+        <w:rPr>
+          <w:rStyle w:val="NormalTok"/>
+        </w:rPr>
+        <w:t xml:space="preserve">, </w:t>
+      </w:r>
+      <w:r>
+        <w:rPr>
+          <w:rStyle w:val="DecValTok"/>
+        </w:rPr>
+        <w:t xml:space="preserve">30</w:t>
+      </w:r>
+      <w:r>
+        <w:rPr>
+          <w:rStyle w:val="NormalTok"/>
+        </w:rPr>
+        <w:t xml:space="preserve">, </w:t>
+      </w:r>
+      <w:r>
+        <w:rPr>
+          <w:rStyle w:val="DecValTok"/>
+        </w:rPr>
+        <w:t xml:space="preserve">40</w:t>
+      </w:r>
+      <w:r>
+        <w:rPr>
+          <w:rStyle w:val="NormalTok"/>
+        </w:rPr>
+        <w:t xml:space="preserve">)</w:t>
+      </w:r>
+    </w:p>
+    <w:p>
+      <w:pPr>
         <w:numPr>
           <w:ilvl w:val="0"/>
           <w:numId w:val="1003"/>
@@ -1189,6 +2063,39 @@
     </w:p>
     <w:p>
       <w:pPr>
+        <w:pStyle w:val="SourceCode"/>
+        <w:numPr>
+          <w:ilvl w:val="0"/>
+          <w:numId w:val="1000"/>
+        </w:numPr>
+      </w:pPr>
+      <w:r>
+        <w:rPr>
+          <w:rStyle w:val="NormalTok"/>
+        </w:rPr>
+        <w:t xml:space="preserve">a </w:t>
+      </w:r>
+      <w:r>
+        <w:rPr>
+          <w:rStyle w:val="SpecialCharTok"/>
+        </w:rPr>
+        <w:t xml:space="preserve">*</w:t>
+      </w:r>
+      <w:r>
+        <w:rPr>
+          <w:rStyle w:val="NormalTok"/>
+        </w:rPr>
+        <w:t xml:space="preserve"> </w:t>
+      </w:r>
+      <w:r>
+        <w:rPr>
+          <w:rStyle w:val="DecValTok"/>
+        </w:rPr>
+        <w:t xml:space="preserve">5</w:t>
+      </w:r>
+    </w:p>
+    <w:p>
+      <w:pPr>
         <w:numPr>
           <w:ilvl w:val="0"/>
           <w:numId w:val="1003"/>
@@ -1254,6 +2161,33 @@
     </w:p>
     <w:p>
       <w:pPr>
+        <w:pStyle w:val="SourceCode"/>
+        <w:numPr>
+          <w:ilvl w:val="0"/>
+          <w:numId w:val="1000"/>
+        </w:numPr>
+      </w:pPr>
+      <w:r>
+        <w:rPr>
+          <w:rStyle w:val="NormalTok"/>
+        </w:rPr>
+        <w:t xml:space="preserve">a </w:t>
+      </w:r>
+      <w:r>
+        <w:rPr>
+          <w:rStyle w:val="SpecialCharTok"/>
+        </w:rPr>
+        <w:t xml:space="preserve">*</w:t>
+      </w:r>
+      <w:r>
+        <w:rPr>
+          <w:rStyle w:val="NormalTok"/>
+        </w:rPr>
+        <w:t xml:space="preserve"> b</w:t>
+      </w:r>
+    </w:p>
+    <w:p>
+      <w:pPr>
         <w:numPr>
           <w:ilvl w:val="0"/>
           <w:numId w:val="1003"/>
@@ -1276,6 +2210,126 @@
       </w:r>
       <w:r>
         <w:t xml:space="preserve">con longitud 5.</w:t>
+      </w:r>
+    </w:p>
+    <w:p>
+      <w:pPr>
+        <w:pStyle w:val="SourceCode"/>
+        <w:numPr>
+          <w:ilvl w:val="0"/>
+          <w:numId w:val="1000"/>
+        </w:numPr>
+      </w:pPr>
+      <w:r>
+        <w:rPr>
+          <w:rStyle w:val="NormalTok"/>
+        </w:rPr>
+        <w:t xml:space="preserve">v </w:t>
+      </w:r>
+      <w:r>
+        <w:rPr>
+          <w:rStyle w:val="OtherTok"/>
+        </w:rPr>
+        <w:t xml:space="preserve">&lt;-</w:t>
+      </w:r>
+      <w:r>
+        <w:rPr>
+          <w:rStyle w:val="NormalTok"/>
+        </w:rPr>
+        <w:t xml:space="preserve"> </w:t>
+      </w:r>
+      <w:r>
+        <w:rPr>
+          <w:rStyle w:val="FunctionTok"/>
+        </w:rPr>
+        <w:t xml:space="preserve">c</w:t>
+      </w:r>
+      <w:r>
+        <w:rPr>
+          <w:rStyle w:val="NormalTok"/>
+        </w:rPr>
+        <w:t xml:space="preserve">(</w:t>
+      </w:r>
+      <w:r>
+        <w:rPr>
+          <w:rStyle w:val="FloatTok"/>
+        </w:rPr>
+        <w:t xml:space="preserve">1.1</w:t>
+      </w:r>
+      <w:r>
+        <w:rPr>
+          <w:rStyle w:val="NormalTok"/>
+        </w:rPr>
+        <w:t xml:space="preserve">, </w:t>
+      </w:r>
+      <w:r>
+        <w:rPr>
+          <w:rStyle w:val="FloatTok"/>
+        </w:rPr>
+        <w:t xml:space="preserve">1.2</w:t>
+      </w:r>
+      <w:r>
+        <w:rPr>
+          <w:rStyle w:val="NormalTok"/>
+        </w:rPr>
+        <w:t xml:space="preserve">, </w:t>
+      </w:r>
+      <w:r>
+        <w:rPr>
+          <w:rStyle w:val="FloatTok"/>
+        </w:rPr>
+        <w:t xml:space="preserve">1.3</w:t>
+      </w:r>
+      <w:r>
+        <w:rPr>
+          <w:rStyle w:val="NormalTok"/>
+        </w:rPr>
+        <w:t xml:space="preserve">, </w:t>
+      </w:r>
+      <w:r>
+        <w:rPr>
+          <w:rStyle w:val="FloatTok"/>
+        </w:rPr>
+        <w:t xml:space="preserve">1.4</w:t>
+      </w:r>
+      <w:r>
+        <w:rPr>
+          <w:rStyle w:val="NormalTok"/>
+        </w:rPr>
+        <w:t xml:space="preserve">, </w:t>
+      </w:r>
+      <w:r>
+        <w:rPr>
+          <w:rStyle w:val="FloatTok"/>
+        </w:rPr>
+        <w:t xml:space="preserve">1.5</w:t>
+      </w:r>
+      <w:r>
+        <w:rPr>
+          <w:rStyle w:val="NormalTok"/>
+        </w:rPr>
+        <w:t xml:space="preserve">)</w:t>
+      </w:r>
+      <w:r>
+        <w:br/>
+      </w:r>
+      <w:r>
+        <w:rPr>
+          <w:rStyle w:val="NormalTok"/>
+        </w:rPr>
+        <w:t xml:space="preserve">a </w:t>
+      </w:r>
+      <w:r>
+        <w:rPr>
+          <w:rStyle w:val="SpecialCharTok"/>
+        </w:rPr>
+        <w:t xml:space="preserve">*</w:t>
+      </w:r>
+      <w:r>
+        <w:rPr>
+          <w:rStyle w:val="NormalTok"/>
+        </w:rPr>
+        <w:t xml:space="preserve"> v</w:t>
       </w:r>
     </w:p>
     <w:tbl>
@@ -1283,17 +2337,16 @@
         <w:tblStyle w:val="Table"/>
         <w:tblLook w:firstRow="0" w:lastRow="0" w:firstColumn="0" w:lastColumn="0" w:noHBand="0" w:noVBand="0" w:val="0000"/>
         <w:tblBorders>
+          <w:top w:val="single" w:sz="4" w:space="0" w:color="0758E5"/>
           <w:left w:val="single" w:sz="24" w:space="0" w:color="0758E5"/>
+          <w:bottom w:val="single" w:sz="4" w:space="0" w:color="0758E5"/>
           <w:right w:val="single" w:sz="4" w:space="0" w:color="0758E5"/>
-          <w:top w:val="single" w:sz="4" w:space="0" w:color="0758E5"/>
-          <w:bottom w:val="single" w:sz="4" w:space="0" w:color="0758E5"/>
         </w:tblBorders>
         <w:tblCellMar>
           <w:left w:w="144" w:type="dxa"/>
           <w:right w:w="144" w:type="dxa"/>
         </w:tblCellMar>
-        <w:tblInd w:w="164" w:type="dxa"/>
-        <w:tblW w:type="pct" w:w="100%"/>
+        <w:tblLook w:firstRow="0" w:lastRow="0" w:firstColumn="0" w:lastColumn="0" w:noHBand="0" w:noVBand="0" w:val="0000"/>
       </w:tblPr>
       <w:tr>
         <w:trPr>
@@ -1391,6 +2444,7 @@
               <w:t xml:space="preserve">Las operaciones aritméticas de los vectores se realizan por elementos. si dos vectores no tienen la misma longitud, el vector más corto se reciclará para que coincida con el más largo (en este caso, se vuelve a utilizar el primer elemento de a).</w:t>
             </w:r>
           </w:p>
+          <w:p/>
         </w:tc>
       </w:tr>
     </w:tbl>
@@ -1476,12 +2530,60 @@
     </w:p>
     <w:p>
       <w:pPr>
+        <w:pStyle w:val="SourceCode"/>
         <w:numPr>
           <w:ilvl w:val="0"/>
           <w:numId w:val="1000"/>
         </w:numPr>
       </w:pPr>
       <w:r>
+        <w:rPr>
+          <w:rStyle w:val="NormalTok"/>
+        </w:rPr>
+        <w:t xml:space="preserve">A </w:t>
+      </w:r>
+      <w:r>
+        <w:rPr>
+          <w:rStyle w:val="OtherTok"/>
+        </w:rPr>
+        <w:t xml:space="preserve">&lt;-</w:t>
+      </w:r>
+      <w:r>
+        <w:rPr>
+          <w:rStyle w:val="NormalTok"/>
+        </w:rPr>
+        <w:t xml:space="preserve"> </w:t>
+      </w:r>
+      <w:r>
+        <w:rPr>
+          <w:rStyle w:val="FunctionTok"/>
+        </w:rPr>
+        <w:t xml:space="preserve">cbind</w:t>
+      </w:r>
+      <w:r>
+        <w:rPr>
+          <w:rStyle w:val="NormalTok"/>
+        </w:rPr>
+        <w:t xml:space="preserve">(a, b)</w:t>
+      </w:r>
+      <w:r>
+        <w:br/>
+      </w:r>
+      <w:r>
+        <w:rPr>
+          <w:rStyle w:val="NormalTok"/>
+        </w:rPr>
+        <w:t xml:space="preserve">A</w:t>
+      </w:r>
+    </w:p>
+    <w:p>
+      <w:pPr>
+        <w:numPr>
+          <w:ilvl w:val="0"/>
+          <w:numId w:val="1000"/>
+        </w:numPr>
+      </w:pPr>
+      <w:r>
         <w:t xml:space="preserve">Esta opción combina los vectores</w:t>
       </w:r>
       <w:r>
@@ -1615,12 +2717,60 @@
     </w:p>
     <w:p>
       <w:pPr>
+        <w:pStyle w:val="SourceCode"/>
         <w:numPr>
           <w:ilvl w:val="0"/>
           <w:numId w:val="1000"/>
         </w:numPr>
       </w:pPr>
       <w:r>
+        <w:rPr>
+          <w:rStyle w:val="NormalTok"/>
+        </w:rPr>
+        <w:t xml:space="preserve">B </w:t>
+      </w:r>
+      <w:r>
+        <w:rPr>
+          <w:rStyle w:val="OtherTok"/>
+        </w:rPr>
+        <w:t xml:space="preserve">&lt;-</w:t>
+      </w:r>
+      <w:r>
+        <w:rPr>
+          <w:rStyle w:val="NormalTok"/>
+        </w:rPr>
+        <w:t xml:space="preserve"> </w:t>
+      </w:r>
+      <w:r>
+        <w:rPr>
+          <w:rStyle w:val="FunctionTok"/>
+        </w:rPr>
+        <w:t xml:space="preserve">rbind</w:t>
+      </w:r>
+      <w:r>
+        <w:rPr>
+          <w:rStyle w:val="NormalTok"/>
+        </w:rPr>
+        <w:t xml:space="preserve">(a, b)</w:t>
+      </w:r>
+      <w:r>
+        <w:br/>
+      </w:r>
+      <w:r>
+        <w:rPr>
+          <w:rStyle w:val="NormalTok"/>
+        </w:rPr>
+        <w:t xml:space="preserve">B</w:t>
+      </w:r>
+    </w:p>
+    <w:p>
+      <w:pPr>
+        <w:numPr>
+          <w:ilvl w:val="0"/>
+          <w:numId w:val="1000"/>
+        </w:numPr>
+      </w:pPr>
+      <w:r>
         <w:t xml:space="preserve">En esta opción, los vectores</w:t>
       </w:r>
       <w:r>
@@ -1736,12 +2886,108 @@
     </w:p>
     <w:p>
       <w:pPr>
+        <w:pStyle w:val="SourceCode"/>
         <w:numPr>
           <w:ilvl w:val="0"/>
           <w:numId w:val="1000"/>
         </w:numPr>
       </w:pPr>
       <w:r>
+        <w:rPr>
+          <w:rStyle w:val="NormalTok"/>
+        </w:rPr>
+        <w:t xml:space="preserve">A </w:t>
+      </w:r>
+      <w:r>
+        <w:rPr>
+          <w:rStyle w:val="OtherTok"/>
+        </w:rPr>
+        <w:t xml:space="preserve">&lt;-</w:t>
+      </w:r>
+      <w:r>
+        <w:rPr>
+          <w:rStyle w:val="NormalTok"/>
+        </w:rPr>
+        <w:t xml:space="preserve"> </w:t>
+      </w:r>
+      <w:r>
+        <w:rPr>
+          <w:rStyle w:val="FunctionTok"/>
+        </w:rPr>
+        <w:t xml:space="preserve">matrix</w:t>
+      </w:r>
+      <w:r>
+        <w:rPr>
+          <w:rStyle w:val="NormalTok"/>
+        </w:rPr>
+        <w:t xml:space="preserve">(a, </w:t>
+      </w:r>
+      <w:r>
+        <w:rPr>
+          <w:rStyle w:val="AttributeTok"/>
+        </w:rPr>
+        <w:t xml:space="preserve">ncol =</w:t>
+      </w:r>
+      <w:r>
+        <w:rPr>
+          <w:rStyle w:val="NormalTok"/>
+        </w:rPr>
+        <w:t xml:space="preserve"> </w:t>
+      </w:r>
+      <w:r>
+        <w:rPr>
+          <w:rStyle w:val="DecValTok"/>
+        </w:rPr>
+        <w:t xml:space="preserve">2</w:t>
+      </w:r>
+      <w:r>
+        <w:rPr>
+          <w:rStyle w:val="NormalTok"/>
+        </w:rPr>
+        <w:t xml:space="preserve">, </w:t>
+      </w:r>
+      <w:r>
+        <w:rPr>
+          <w:rStyle w:val="AttributeTok"/>
+        </w:rPr>
+        <w:t xml:space="preserve">nrow =</w:t>
+      </w:r>
+      <w:r>
+        <w:rPr>
+          <w:rStyle w:val="NormalTok"/>
+        </w:rPr>
+        <w:t xml:space="preserve"> </w:t>
+      </w:r>
+      <w:r>
+        <w:rPr>
+          <w:rStyle w:val="DecValTok"/>
+        </w:rPr>
+        <w:t xml:space="preserve">2</w:t>
+      </w:r>
+      <w:r>
+        <w:rPr>
+          <w:rStyle w:val="NormalTok"/>
+        </w:rPr>
+        <w:t xml:space="preserve">)</w:t>
+      </w:r>
+      <w:r>
+        <w:br/>
+      </w:r>
+      <w:r>
+        <w:rPr>
+          <w:rStyle w:val="NormalTok"/>
+        </w:rPr>
+        <w:t xml:space="preserve">A</w:t>
+      </w:r>
+    </w:p>
+    <w:p>
+      <w:pPr>
+        <w:numPr>
+          <w:ilvl w:val="0"/>
+          <w:numId w:val="1000"/>
+        </w:numPr>
+      </w:pPr>
+      <w:r>
         <w:t xml:space="preserve">Aquí se utiliza la función</w:t>
       </w:r>
       <w:r>
@@ -1800,12 +3046,84 @@
     </w:p>
     <w:p>
       <w:pPr>
+        <w:pStyle w:val="SourceCode"/>
         <w:numPr>
           <w:ilvl w:val="0"/>
           <w:numId w:val="1000"/>
         </w:numPr>
       </w:pPr>
       <w:r>
+        <w:rPr>
+          <w:rStyle w:val="NormalTok"/>
+        </w:rPr>
+        <w:t xml:space="preserve">A </w:t>
+      </w:r>
+      <w:r>
+        <w:rPr>
+          <w:rStyle w:val="OtherTok"/>
+        </w:rPr>
+        <w:t xml:space="preserve">&lt;-</w:t>
+      </w:r>
+      <w:r>
+        <w:rPr>
+          <w:rStyle w:val="NormalTok"/>
+        </w:rPr>
+        <w:t xml:space="preserve"> </w:t>
+      </w:r>
+      <w:r>
+        <w:rPr>
+          <w:rStyle w:val="FunctionTok"/>
+        </w:rPr>
+        <w:t xml:space="preserve">matrix</w:t>
+      </w:r>
+      <w:r>
+        <w:rPr>
+          <w:rStyle w:val="NormalTok"/>
+        </w:rPr>
+        <w:t xml:space="preserve">(a, </w:t>
+      </w:r>
+      <w:r>
+        <w:rPr>
+          <w:rStyle w:val="AttributeTok"/>
+        </w:rPr>
+        <w:t xml:space="preserve">ncol =</w:t>
+      </w:r>
+      <w:r>
+        <w:rPr>
+          <w:rStyle w:val="NormalTok"/>
+        </w:rPr>
+        <w:t xml:space="preserve"> </w:t>
+      </w:r>
+      <w:r>
+        <w:rPr>
+          <w:rStyle w:val="DecValTok"/>
+        </w:rPr>
+        <w:t xml:space="preserve">2</w:t>
+      </w:r>
+      <w:r>
+        <w:rPr>
+          <w:rStyle w:val="NormalTok"/>
+        </w:rPr>
+        <w:t xml:space="preserve">)</w:t>
+      </w:r>
+      <w:r>
+        <w:br/>
+      </w:r>
+      <w:r>
+        <w:rPr>
+          <w:rStyle w:val="NormalTok"/>
+        </w:rPr>
+        <w:t xml:space="preserve">A</w:t>
+      </w:r>
+    </w:p>
+    <w:p>
+      <w:pPr>
+        <w:numPr>
+          <w:ilvl w:val="0"/>
+          <w:numId w:val="1000"/>
+        </w:numPr>
+      </w:pPr>
+      <w:r>
         <w:t xml:space="preserve">En esta variante, se crea una matriz</w:t>
       </w:r>
       <w:r>
@@ -1854,6 +3172,102 @@
           <w:rStyle w:val="VerbatimChar"/>
         </w:rPr>
         <w:t xml:space="preserve">byrow = TRUE</w:t>
+      </w:r>
+    </w:p>
+    <w:p>
+      <w:pPr>
+        <w:pStyle w:val="SourceCode"/>
+        <w:numPr>
+          <w:ilvl w:val="0"/>
+          <w:numId w:val="1000"/>
+        </w:numPr>
+      </w:pPr>
+      <w:r>
+        <w:rPr>
+          <w:rStyle w:val="NormalTok"/>
+        </w:rPr>
+        <w:t xml:space="preserve">B </w:t>
+      </w:r>
+      <w:r>
+        <w:rPr>
+          <w:rStyle w:val="OtherTok"/>
+        </w:rPr>
+        <w:t xml:space="preserve">&lt;-</w:t>
+      </w:r>
+      <w:r>
+        <w:rPr>
+          <w:rStyle w:val="NormalTok"/>
+        </w:rPr>
+        <w:t xml:space="preserve"> </w:t>
+      </w:r>
+      <w:r>
+        <w:rPr>
+          <w:rStyle w:val="FunctionTok"/>
+        </w:rPr>
+        <w:t xml:space="preserve">matrix</w:t>
+      </w:r>
+      <w:r>
+        <w:rPr>
+          <w:rStyle w:val="NormalTok"/>
+        </w:rPr>
+        <w:t xml:space="preserve">(a, </w:t>
+      </w:r>
+      <w:r>
+        <w:rPr>
+          <w:rStyle w:val="AttributeTok"/>
+        </w:rPr>
+        <w:t xml:space="preserve">ncol =</w:t>
+      </w:r>
+      <w:r>
+        <w:rPr>
+          <w:rStyle w:val="NormalTok"/>
+        </w:rPr>
+        <w:t xml:space="preserve"> </w:t>
+      </w:r>
+      <w:r>
+        <w:rPr>
+          <w:rStyle w:val="DecValTok"/>
+        </w:rPr>
+        <w:t xml:space="preserve">2</w:t>
+      </w:r>
+      <w:r>
+        <w:rPr>
+          <w:rStyle w:val="NormalTok"/>
+        </w:rPr>
+        <w:t xml:space="preserve">, </w:t>
+      </w:r>
+      <w:r>
+        <w:rPr>
+          <w:rStyle w:val="AttributeTok"/>
+        </w:rPr>
+        <w:t xml:space="preserve">byrow =</w:t>
+      </w:r>
+      <w:r>
+        <w:rPr>
+          <w:rStyle w:val="NormalTok"/>
+        </w:rPr>
+        <w:t xml:space="preserve"> </w:t>
+      </w:r>
+      <w:r>
+        <w:rPr>
+          <w:rStyle w:val="ConstantTok"/>
+        </w:rPr>
+        <w:t xml:space="preserve">TRUE</w:t>
+      </w:r>
+      <w:r>
+        <w:rPr>
+          <w:rStyle w:val="NormalTok"/>
+        </w:rPr>
+        <w:t xml:space="preserve">)</w:t>
+      </w:r>
+      <w:r>
+        <w:br/>
+      </w:r>
+      <w:r>
+        <w:rPr>
+          <w:rStyle w:val="NormalTok"/>
+        </w:rPr>
+        <w:t xml:space="preserve">B</w:t>
       </w:r>
     </w:p>
     <w:p>
@@ -1976,12 +3390,33 @@
     </w:p>
     <w:p>
       <w:pPr>
+        <w:pStyle w:val="SourceCode"/>
         <w:numPr>
           <w:ilvl w:val="0"/>
           <w:numId w:val="1000"/>
         </w:numPr>
       </w:pPr>
       <w:r>
+        <w:rPr>
+          <w:rStyle w:val="FunctionTok"/>
+        </w:rPr>
+        <w:t xml:space="preserve">nrow</w:t>
+      </w:r>
+      <w:r>
+        <w:rPr>
+          <w:rStyle w:val="NormalTok"/>
+        </w:rPr>
+        <w:t xml:space="preserve">(A)</w:t>
+      </w:r>
+    </w:p>
+    <w:p>
+      <w:pPr>
+        <w:numPr>
+          <w:ilvl w:val="0"/>
+          <w:numId w:val="1000"/>
+        </w:numPr>
+      </w:pPr>
+      <w:r>
         <w:t xml:space="preserve">Esta línea de código devuelve el número de filas de la matriz</w:t>
       </w:r>
       <w:r>
@@ -2037,12 +3472,33 @@
     </w:p>
     <w:p>
       <w:pPr>
+        <w:pStyle w:val="SourceCode"/>
         <w:numPr>
           <w:ilvl w:val="0"/>
           <w:numId w:val="1000"/>
         </w:numPr>
       </w:pPr>
       <w:r>
+        <w:rPr>
+          <w:rStyle w:val="FunctionTok"/>
+        </w:rPr>
+        <w:t xml:space="preserve">ncol</w:t>
+      </w:r>
+      <w:r>
+        <w:rPr>
+          <w:rStyle w:val="NormalTok"/>
+        </w:rPr>
+        <w:t xml:space="preserve">(A)</w:t>
+      </w:r>
+    </w:p>
+    <w:p>
+      <w:pPr>
+        <w:numPr>
+          <w:ilvl w:val="0"/>
+          <w:numId w:val="1000"/>
+        </w:numPr>
+      </w:pPr>
+      <w:r>
         <w:t xml:space="preserve">Aquí se obtiene el número de columnas de la matriz</w:t>
       </w:r>
       <w:r>
@@ -2098,12 +3554,33 @@
     </w:p>
     <w:p>
       <w:pPr>
+        <w:pStyle w:val="SourceCode"/>
         <w:numPr>
           <w:ilvl w:val="0"/>
           <w:numId w:val="1000"/>
         </w:numPr>
       </w:pPr>
       <w:r>
+        <w:rPr>
+          <w:rStyle w:val="FunctionTok"/>
+        </w:rPr>
+        <w:t xml:space="preserve">dim</w:t>
+      </w:r>
+      <w:r>
+        <w:rPr>
+          <w:rStyle w:val="NormalTok"/>
+        </w:rPr>
+        <w:t xml:space="preserve">(A)</w:t>
+      </w:r>
+    </w:p>
+    <w:p>
+      <w:pPr>
+        <w:numPr>
+          <w:ilvl w:val="0"/>
+          <w:numId w:val="1000"/>
+        </w:numPr>
+      </w:pPr>
+      <w:r>
         <w:t xml:space="preserve">Esta línea de código devuelve la dimensión de la matriz</w:t>
       </w:r>
       <w:r>
@@ -2189,12 +3666,60 @@
     </w:p>
     <w:p>
       <w:pPr>
+        <w:pStyle w:val="SourceCode"/>
         <w:numPr>
           <w:ilvl w:val="0"/>
           <w:numId w:val="1000"/>
         </w:numPr>
       </w:pPr>
       <w:r>
+        <w:rPr>
+          <w:rStyle w:val="NormalTok"/>
+        </w:rPr>
+        <w:t xml:space="preserve">D.wide </w:t>
+      </w:r>
+      <w:r>
+        <w:rPr>
+          <w:rStyle w:val="OtherTok"/>
+        </w:rPr>
+        <w:t xml:space="preserve">&lt;-</w:t>
+      </w:r>
+      <w:r>
+        <w:rPr>
+          <w:rStyle w:val="NormalTok"/>
+        </w:rPr>
+        <w:t xml:space="preserve"> </w:t>
+      </w:r>
+      <w:r>
+        <w:rPr>
+          <w:rStyle w:val="FunctionTok"/>
+        </w:rPr>
+        <w:t xml:space="preserve">cbind</w:t>
+      </w:r>
+      <w:r>
+        <w:rPr>
+          <w:rStyle w:val="NormalTok"/>
+        </w:rPr>
+        <w:t xml:space="preserve">(A, A)</w:t>
+      </w:r>
+      <w:r>
+        <w:br/>
+      </w:r>
+      <w:r>
+        <w:rPr>
+          <w:rStyle w:val="NormalTok"/>
+        </w:rPr>
+        <w:t xml:space="preserve">D.wide</w:t>
+      </w:r>
+    </w:p>
+    <w:p>
+      <w:pPr>
+        <w:numPr>
+          <w:ilvl w:val="0"/>
+          <w:numId w:val="1000"/>
+        </w:numPr>
+      </w:pPr>
+      <w:r>
         <w:t xml:space="preserve">En esta línea se crea una nueva matriz</w:t>
       </w:r>
       <w:r>
@@ -2298,12 +3823,60 @@
     </w:p>
     <w:p>
       <w:pPr>
+        <w:pStyle w:val="SourceCode"/>
         <w:numPr>
           <w:ilvl w:val="0"/>
           <w:numId w:val="1000"/>
         </w:numPr>
       </w:pPr>
       <w:r>
+        <w:rPr>
+          <w:rStyle w:val="NormalTok"/>
+        </w:rPr>
+        <w:t xml:space="preserve">D.long </w:t>
+      </w:r>
+      <w:r>
+        <w:rPr>
+          <w:rStyle w:val="OtherTok"/>
+        </w:rPr>
+        <w:t xml:space="preserve">&lt;-</w:t>
+      </w:r>
+      <w:r>
+        <w:rPr>
+          <w:rStyle w:val="NormalTok"/>
+        </w:rPr>
+        <w:t xml:space="preserve"> </w:t>
+      </w:r>
+      <w:r>
+        <w:rPr>
+          <w:rStyle w:val="FunctionTok"/>
+        </w:rPr>
+        <w:t xml:space="preserve">rbind</w:t>
+      </w:r>
+      <w:r>
+        <w:rPr>
+          <w:rStyle w:val="NormalTok"/>
+        </w:rPr>
+        <w:t xml:space="preserve">(A, A)</w:t>
+      </w:r>
+      <w:r>
+        <w:br/>
+      </w:r>
+      <w:r>
+        <w:rPr>
+          <w:rStyle w:val="NormalTok"/>
+        </w:rPr>
+        <w:t xml:space="preserve">D.long</w:t>
+      </w:r>
+    </w:p>
+    <w:p>
+      <w:pPr>
+        <w:numPr>
+          <w:ilvl w:val="0"/>
+          <w:numId w:val="1000"/>
+        </w:numPr>
+      </w:pPr>
+      <w:r>
         <w:t xml:space="preserve">Aquí se crea una nueva matriz</w:t>
       </w:r>
       <w:r>
@@ -2418,6 +3991,21 @@
       </w:r>
       <w:r>
         <w:t xml:space="preserve">:</w:t>
+      </w:r>
+    </w:p>
+    <w:p>
+      <w:pPr>
+        <w:pStyle w:val="SourceCode"/>
+        <w:numPr>
+          <w:ilvl w:val="0"/>
+          <w:numId w:val="1000"/>
+        </w:numPr>
+      </w:pPr>
+      <w:r>
+        <w:rPr>
+          <w:rStyle w:val="CommentTok"/>
+        </w:rPr>
+        <w:t xml:space="preserve"># D &lt;- cbind(D.wide, D.long)</w:t>
       </w:r>
     </w:p>
     <w:p>
@@ -2528,12 +4116,39 @@
     </w:p>
     <w:p>
       <w:pPr>
+        <w:pStyle w:val="SourceCode"/>
         <w:numPr>
           <w:ilvl w:val="0"/>
           <w:numId w:val="1000"/>
         </w:numPr>
       </w:pPr>
       <w:r>
+        <w:rPr>
+          <w:rStyle w:val="NormalTok"/>
+        </w:rPr>
+        <w:t xml:space="preserve">B </w:t>
+      </w:r>
+      <w:r>
+        <w:rPr>
+          <w:rStyle w:val="SpecialCharTok"/>
+        </w:rPr>
+        <w:t xml:space="preserve">+</w:t>
+      </w:r>
+      <w:r>
+        <w:rPr>
+          <w:rStyle w:val="NormalTok"/>
+        </w:rPr>
+        <w:t xml:space="preserve"> B</w:t>
+      </w:r>
+    </w:p>
+    <w:p>
+      <w:pPr>
+        <w:numPr>
+          <w:ilvl w:val="0"/>
+          <w:numId w:val="1000"/>
+        </w:numPr>
+      </w:pPr>
+      <w:r>
         <w:t xml:space="preserve">Esta línea de código realiza la suma de la matriz</w:t>
       </w:r>
       <w:r>
@@ -2592,12 +4207,45 @@
     </w:p>
     <w:p>
       <w:pPr>
+        <w:pStyle w:val="SourceCode"/>
         <w:numPr>
           <w:ilvl w:val="0"/>
           <w:numId w:val="1000"/>
         </w:numPr>
       </w:pPr>
       <w:r>
+        <w:rPr>
+          <w:rStyle w:val="NormalTok"/>
+        </w:rPr>
+        <w:t xml:space="preserve">B </w:t>
+      </w:r>
+      <w:r>
+        <w:rPr>
+          <w:rStyle w:val="SpecialCharTok"/>
+        </w:rPr>
+        <w:t xml:space="preserve">*</w:t>
+      </w:r>
+      <w:r>
+        <w:rPr>
+          <w:rStyle w:val="NormalTok"/>
+        </w:rPr>
+        <w:t xml:space="preserve"> </w:t>
+      </w:r>
+      <w:r>
+        <w:rPr>
+          <w:rStyle w:val="DecValTok"/>
+        </w:rPr>
+        <w:t xml:space="preserve">2</w:t>
+      </w:r>
+    </w:p>
+    <w:p>
+      <w:pPr>
+        <w:numPr>
+          <w:ilvl w:val="0"/>
+          <w:numId w:val="1000"/>
+        </w:numPr>
+      </w:pPr>
+      <w:r>
         <w:t xml:space="preserve">Aquí se realiza la multiplicación de cada elemento de la matriz</w:t>
       </w:r>
       <w:r>
@@ -2656,12 +4304,60 @@
     </w:p>
     <w:p>
       <w:pPr>
+        <w:pStyle w:val="SourceCode"/>
         <w:numPr>
           <w:ilvl w:val="0"/>
           <w:numId w:val="1000"/>
         </w:numPr>
       </w:pPr>
       <w:r>
+        <w:rPr>
+          <w:rStyle w:val="NormalTok"/>
+        </w:rPr>
+        <w:t xml:space="preserve">a </w:t>
+      </w:r>
+      <w:r>
+        <w:rPr>
+          <w:rStyle w:val="OtherTok"/>
+        </w:rPr>
+        <w:t xml:space="preserve">&lt;-</w:t>
+      </w:r>
+      <w:r>
+        <w:rPr>
+          <w:rStyle w:val="NormalTok"/>
+        </w:rPr>
+        <w:t xml:space="preserve"> B </w:t>
+      </w:r>
+      <w:r>
+        <w:rPr>
+          <w:rStyle w:val="SpecialCharTok"/>
+        </w:rPr>
+        <w:t xml:space="preserve">*</w:t>
+      </w:r>
+      <w:r>
+        <w:rPr>
+          <w:rStyle w:val="NormalTok"/>
+        </w:rPr>
+        <w:t xml:space="preserve"> B</w:t>
+      </w:r>
+      <w:r>
+        <w:br/>
+      </w:r>
+      <w:r>
+        <w:rPr>
+          <w:rStyle w:val="NormalTok"/>
+        </w:rPr>
+        <w:t xml:space="preserve">a</w:t>
+      </w:r>
+    </w:p>
+    <w:p>
+      <w:pPr>
+        <w:numPr>
+          <w:ilvl w:val="0"/>
+          <w:numId w:val="1000"/>
+        </w:numPr>
+      </w:pPr>
+      <w:r>
         <w:t xml:space="preserve">En esta línea se realiza la multiplicación elemento a elemento de la matriz</w:t>
       </w:r>
       <w:r>
@@ -2713,6 +4409,54 @@
       </w:r>
       <w:r>
         <w:t xml:space="preserve">:</w:t>
+      </w:r>
+    </w:p>
+    <w:p>
+      <w:pPr>
+        <w:pStyle w:val="SourceCode"/>
+        <w:numPr>
+          <w:ilvl w:val="0"/>
+          <w:numId w:val="1000"/>
+        </w:numPr>
+      </w:pPr>
+      <w:r>
+        <w:rPr>
+          <w:rStyle w:val="NormalTok"/>
+        </w:rPr>
+        <w:t xml:space="preserve">C </w:t>
+      </w:r>
+      <w:r>
+        <w:rPr>
+          <w:rStyle w:val="OtherTok"/>
+        </w:rPr>
+        <w:t xml:space="preserve">&lt;-</w:t>
+      </w:r>
+      <w:r>
+        <w:rPr>
+          <w:rStyle w:val="NormalTok"/>
+        </w:rPr>
+        <w:t xml:space="preserve"> B </w:t>
+      </w:r>
+      <w:r>
+        <w:rPr>
+          <w:rStyle w:val="SpecialCharTok"/>
+        </w:rPr>
+        <w:t xml:space="preserve">%*%</w:t>
+      </w:r>
+      <w:r>
+        <w:rPr>
+          <w:rStyle w:val="NormalTok"/>
+        </w:rPr>
+        <w:t xml:space="preserve"> B</w:t>
+      </w:r>
+      <w:r>
+        <w:br/>
+      </w:r>
+      <w:r>
+        <w:rPr>
+          <w:rStyle w:val="NormalTok"/>
+        </w:rPr>
+        <w:t xml:space="preserve">C</w:t>
       </w:r>
     </w:p>
     <w:p>
@@ -2805,12 +4549,33 @@
     </w:p>
     <w:p>
       <w:pPr>
+        <w:pStyle w:val="SourceCode"/>
         <w:numPr>
           <w:ilvl w:val="0"/>
           <w:numId w:val="1000"/>
         </w:numPr>
       </w:pPr>
       <w:r>
+        <w:rPr>
+          <w:rStyle w:val="FunctionTok"/>
+        </w:rPr>
+        <w:t xml:space="preserve">t</w:t>
+      </w:r>
+      <w:r>
+        <w:rPr>
+          <w:rStyle w:val="NormalTok"/>
+        </w:rPr>
+        <w:t xml:space="preserve">(D.wide)</w:t>
+      </w:r>
+    </w:p>
+    <w:p>
+      <w:pPr>
+        <w:numPr>
+          <w:ilvl w:val="0"/>
+          <w:numId w:val="1000"/>
+        </w:numPr>
+      </w:pPr>
+      <w:r>
         <w:t xml:space="preserve">Esta línea de código transpone la matriz</w:t>
       </w:r>
       <w:r>
@@ -2866,12 +4631,33 @@
     </w:p>
     <w:p>
       <w:pPr>
+        <w:pStyle w:val="SourceCode"/>
         <w:numPr>
           <w:ilvl w:val="0"/>
           <w:numId w:val="1000"/>
         </w:numPr>
       </w:pPr>
       <w:r>
+        <w:rPr>
+          <w:rStyle w:val="FunctionTok"/>
+        </w:rPr>
+        <w:t xml:space="preserve">det</w:t>
+      </w:r>
+      <w:r>
+        <w:rPr>
+          <w:rStyle w:val="NormalTok"/>
+        </w:rPr>
+        <w:t xml:space="preserve">(B)</w:t>
+      </w:r>
+    </w:p>
+    <w:p>
+      <w:pPr>
+        <w:numPr>
+          <w:ilvl w:val="0"/>
+          <w:numId w:val="1000"/>
+        </w:numPr>
+      </w:pPr>
+      <w:r>
         <w:t xml:space="preserve">Aquí se calcula el determinante de la matriz</w:t>
       </w:r>
       <w:r>
@@ -2930,12 +4716,33 @@
     </w:p>
     <w:p>
       <w:pPr>
+        <w:pStyle w:val="SourceCode"/>
         <w:numPr>
           <w:ilvl w:val="0"/>
           <w:numId w:val="1000"/>
         </w:numPr>
       </w:pPr>
       <w:r>
+        <w:rPr>
+          <w:rStyle w:val="FunctionTok"/>
+        </w:rPr>
+        <w:t xml:space="preserve">solve</w:t>
+      </w:r>
+      <w:r>
+        <w:rPr>
+          <w:rStyle w:val="NormalTok"/>
+        </w:rPr>
+        <w:t xml:space="preserve">(B)</w:t>
+      </w:r>
+    </w:p>
+    <w:p>
+      <w:pPr>
+        <w:numPr>
+          <w:ilvl w:val="0"/>
+          <w:numId w:val="1000"/>
+        </w:numPr>
+      </w:pPr>
+      <w:r>
         <w:t xml:space="preserve">En esta línea se calcula la inversa de la matriz</w:t>
       </w:r>
       <w:r>
@@ -2972,6 +4779,27 @@
       </w:r>
       <w:r>
         <w:t xml:space="preserve">:</w:t>
+      </w:r>
+    </w:p>
+    <w:p>
+      <w:pPr>
+        <w:pStyle w:val="SourceCode"/>
+        <w:numPr>
+          <w:ilvl w:val="0"/>
+          <w:numId w:val="1000"/>
+        </w:numPr>
+      </w:pPr>
+      <w:r>
+        <w:rPr>
+          <w:rStyle w:val="FunctionTok"/>
+        </w:rPr>
+        <w:t xml:space="preserve">eigen</w:t>
+      </w:r>
+      <w:r>
+        <w:rPr>
+          <w:rStyle w:val="NormalTok"/>
+        </w:rPr>
+        <w:t xml:space="preserve">(B)</w:t>
       </w:r>
     </w:p>
     <w:p>
@@ -3076,12 +4904,414 @@
     </w:p>
     <w:p>
       <w:pPr>
+        <w:pStyle w:val="SourceCode"/>
         <w:numPr>
           <w:ilvl w:val="0"/>
           <w:numId w:val="1000"/>
         </w:numPr>
       </w:pPr>
       <w:r>
+        <w:rPr>
+          <w:rStyle w:val="NormalTok"/>
+        </w:rPr>
+        <w:t xml:space="preserve">dbl </w:t>
+      </w:r>
+      <w:r>
+        <w:rPr>
+          <w:rStyle w:val="OtherTok"/>
+        </w:rPr>
+        <w:t xml:space="preserve">&lt;-</w:t>
+      </w:r>
+      <w:r>
+        <w:rPr>
+          <w:rStyle w:val="NormalTok"/>
+        </w:rPr>
+        <w:t xml:space="preserve"> </w:t>
+      </w:r>
+      <w:r>
+        <w:rPr>
+          <w:rStyle w:val="FunctionTok"/>
+        </w:rPr>
+        <w:t xml:space="preserve">c</w:t>
+      </w:r>
+      <w:r>
+        <w:rPr>
+          <w:rStyle w:val="NormalTok"/>
+        </w:rPr>
+        <w:t xml:space="preserve">(</w:t>
+      </w:r>
+      <w:r>
+        <w:rPr>
+          <w:rStyle w:val="FloatTok"/>
+        </w:rPr>
+        <w:t xml:space="preserve">0.5</w:t>
+      </w:r>
+      <w:r>
+        <w:rPr>
+          <w:rStyle w:val="NormalTok"/>
+        </w:rPr>
+        <w:t xml:space="preserve">, </w:t>
+      </w:r>
+      <w:r>
+        <w:rPr>
+          <w:rStyle w:val="FloatTok"/>
+        </w:rPr>
+        <w:t xml:space="preserve">0.6</w:t>
+      </w:r>
+      <w:r>
+        <w:rPr>
+          <w:rStyle w:val="NormalTok"/>
+        </w:rPr>
+        <w:t xml:space="preserve">, </w:t>
+      </w:r>
+      <w:r>
+        <w:rPr>
+          <w:rStyle w:val="FloatTok"/>
+        </w:rPr>
+        <w:t xml:space="preserve">0.25</w:t>
+      </w:r>
+      <w:r>
+        <w:rPr>
+          <w:rStyle w:val="NormalTok"/>
+        </w:rPr>
+        <w:t xml:space="preserve">, </w:t>
+      </w:r>
+      <w:r>
+        <w:rPr>
+          <w:rStyle w:val="FloatTok"/>
+        </w:rPr>
+        <w:t xml:space="preserve">1.2</w:t>
+      </w:r>
+      <w:r>
+        <w:rPr>
+          <w:rStyle w:val="NormalTok"/>
+        </w:rPr>
+        <w:t xml:space="preserve">, </w:t>
+      </w:r>
+      <w:r>
+        <w:rPr>
+          <w:rStyle w:val="FloatTok"/>
+        </w:rPr>
+        <w:t xml:space="preserve">0.333</w:t>
+      </w:r>
+      <w:r>
+        <w:rPr>
+          <w:rStyle w:val="NormalTok"/>
+        </w:rPr>
+        <w:t xml:space="preserve">) </w:t>
+      </w:r>
+      <w:r>
+        <w:rPr>
+          <w:rStyle w:val="CommentTok"/>
+        </w:rPr>
+        <w:t xml:space="preserve"># números decimales (double)</w:t>
+      </w:r>
+      <w:r>
+        <w:br/>
+      </w:r>
+      <w:r>
+        <w:rPr>
+          <w:rStyle w:val="NormalTok"/>
+        </w:rPr>
+        <w:t xml:space="preserve">int </w:t>
+      </w:r>
+      <w:r>
+        <w:rPr>
+          <w:rStyle w:val="OtherTok"/>
+        </w:rPr>
+        <w:t xml:space="preserve">&lt;-</w:t>
+      </w:r>
+      <w:r>
+        <w:rPr>
+          <w:rStyle w:val="NormalTok"/>
+        </w:rPr>
+        <w:t xml:space="preserve"> </w:t>
+      </w:r>
+      <w:r>
+        <w:rPr>
+          <w:rStyle w:val="FunctionTok"/>
+        </w:rPr>
+        <w:t xml:space="preserve">c</w:t>
+      </w:r>
+      <w:r>
+        <w:rPr>
+          <w:rStyle w:val="NormalTok"/>
+        </w:rPr>
+        <w:t xml:space="preserve">(</w:t>
+      </w:r>
+      <w:r>
+        <w:rPr>
+          <w:rStyle w:val="DecValTok"/>
+        </w:rPr>
+        <w:t xml:space="preserve">9</w:t>
+      </w:r>
+      <w:r>
+        <w:rPr>
+          <w:rStyle w:val="NormalTok"/>
+        </w:rPr>
+        <w:t xml:space="preserve">L, </w:t>
+      </w:r>
+      <w:r>
+        <w:rPr>
+          <w:rStyle w:val="DecValTok"/>
+        </w:rPr>
+        <w:t xml:space="preserve">10</w:t>
+      </w:r>
+      <w:r>
+        <w:rPr>
+          <w:rStyle w:val="NormalTok"/>
+        </w:rPr>
+        <w:t xml:space="preserve">L, </w:t>
+      </w:r>
+      <w:r>
+        <w:rPr>
+          <w:rStyle w:val="DecValTok"/>
+        </w:rPr>
+        <w:t xml:space="preserve">11</w:t>
+      </w:r>
+      <w:r>
+        <w:rPr>
+          <w:rStyle w:val="NormalTok"/>
+        </w:rPr>
+        <w:t xml:space="preserve">L, </w:t>
+      </w:r>
+      <w:r>
+        <w:rPr>
+          <w:rStyle w:val="DecValTok"/>
+        </w:rPr>
+        <w:t xml:space="preserve">12</w:t>
+      </w:r>
+      <w:r>
+        <w:rPr>
+          <w:rStyle w:val="NormalTok"/>
+        </w:rPr>
+        <w:t xml:space="preserve">L, </w:t>
+      </w:r>
+      <w:r>
+        <w:rPr>
+          <w:rStyle w:val="DecValTok"/>
+        </w:rPr>
+        <w:t xml:space="preserve">13</w:t>
+      </w:r>
+      <w:r>
+        <w:rPr>
+          <w:rStyle w:val="NormalTok"/>
+        </w:rPr>
+        <w:t xml:space="preserve">L) </w:t>
+      </w:r>
+      <w:r>
+        <w:rPr>
+          <w:rStyle w:val="CommentTok"/>
+        </w:rPr>
+        <w:t xml:space="preserve"># números enteros (integer)</w:t>
+      </w:r>
+      <w:r>
+        <w:br/>
+      </w:r>
+      <w:r>
+        <w:rPr>
+          <w:rStyle w:val="NormalTok"/>
+        </w:rPr>
+        <w:t xml:space="preserve">lgl </w:t>
+      </w:r>
+      <w:r>
+        <w:rPr>
+          <w:rStyle w:val="OtherTok"/>
+        </w:rPr>
+        <w:t xml:space="preserve">&lt;-</w:t>
+      </w:r>
+      <w:r>
+        <w:rPr>
+          <w:rStyle w:val="NormalTok"/>
+        </w:rPr>
+        <w:t xml:space="preserve"> </w:t>
+      </w:r>
+      <w:r>
+        <w:rPr>
+          <w:rStyle w:val="FunctionTok"/>
+        </w:rPr>
+        <w:t xml:space="preserve">c</w:t>
+      </w:r>
+      <w:r>
+        <w:rPr>
+          <w:rStyle w:val="NormalTok"/>
+        </w:rPr>
+        <w:t xml:space="preserve">(</w:t>
+      </w:r>
+      <w:r>
+        <w:rPr>
+          <w:rStyle w:val="ConstantTok"/>
+        </w:rPr>
+        <w:t xml:space="preserve">TRUE</w:t>
+      </w:r>
+      <w:r>
+        <w:rPr>
+          <w:rStyle w:val="NormalTok"/>
+        </w:rPr>
+        <w:t xml:space="preserve">, </w:t>
+      </w:r>
+      <w:r>
+        <w:rPr>
+          <w:rStyle w:val="ConstantTok"/>
+        </w:rPr>
+        <w:t xml:space="preserve">FALSE</w:t>
+      </w:r>
+      <w:r>
+        <w:rPr>
+          <w:rStyle w:val="NormalTok"/>
+        </w:rPr>
+        <w:t xml:space="preserve">, </w:t>
+      </w:r>
+      <w:r>
+        <w:rPr>
+          <w:rStyle w:val="ConstantTok"/>
+        </w:rPr>
+        <w:t xml:space="preserve">FALSE</w:t>
+      </w:r>
+      <w:r>
+        <w:rPr>
+          <w:rStyle w:val="NormalTok"/>
+        </w:rPr>
+        <w:t xml:space="preserve">, </w:t>
+      </w:r>
+      <w:r>
+        <w:rPr>
+          <w:rStyle w:val="ConstantTok"/>
+        </w:rPr>
+        <w:t xml:space="preserve">TRUE</w:t>
+      </w:r>
+      <w:r>
+        <w:rPr>
+          <w:rStyle w:val="NormalTok"/>
+        </w:rPr>
+        <w:t xml:space="preserve">, </w:t>
+      </w:r>
+      <w:r>
+        <w:rPr>
+          <w:rStyle w:val="ConstantTok"/>
+        </w:rPr>
+        <w:t xml:space="preserve">TRUE</w:t>
+      </w:r>
+      <w:r>
+        <w:rPr>
+          <w:rStyle w:val="NormalTok"/>
+        </w:rPr>
+        <w:t xml:space="preserve">) </w:t>
+      </w:r>
+      <w:r>
+        <w:rPr>
+          <w:rStyle w:val="CommentTok"/>
+        </w:rPr>
+        <w:t xml:space="preserve"># valores lógicos (logical)</w:t>
+      </w:r>
+      <w:r>
+        <w:br/>
+      </w:r>
+      <w:r>
+        <w:rPr>
+          <w:rStyle w:val="NormalTok"/>
+        </w:rPr>
+        <w:t xml:space="preserve">chr </w:t>
+      </w:r>
+      <w:r>
+        <w:rPr>
+          <w:rStyle w:val="OtherTok"/>
+        </w:rPr>
+        <w:t xml:space="preserve">&lt;-</w:t>
+      </w:r>
+      <w:r>
+        <w:rPr>
+          <w:rStyle w:val="NormalTok"/>
+        </w:rPr>
+        <w:t xml:space="preserve"> </w:t>
+      </w:r>
+      <w:r>
+        <w:rPr>
+          <w:rStyle w:val="FunctionTok"/>
+        </w:rPr>
+        <w:t xml:space="preserve">c</w:t>
+      </w:r>
+      <w:r>
+        <w:rPr>
+          <w:rStyle w:val="NormalTok"/>
+        </w:rPr>
+        <w:t xml:space="preserve">(</w:t>
+      </w:r>
+      <w:r>
+        <w:rPr>
+          <w:rStyle w:val="StringTok"/>
+        </w:rPr>
+        <w:t xml:space="preserve">"a"</w:t>
+      </w:r>
+      <w:r>
+        <w:rPr>
+          <w:rStyle w:val="NormalTok"/>
+        </w:rPr>
+        <w:t xml:space="preserve">, </w:t>
+      </w:r>
+      <w:r>
+        <w:rPr>
+          <w:rStyle w:val="StringTok"/>
+        </w:rPr>
+        <w:t xml:space="preserve">"b"</w:t>
+      </w:r>
+      <w:r>
+        <w:rPr>
+          <w:rStyle w:val="NormalTok"/>
+        </w:rPr>
+        <w:t xml:space="preserve">, </w:t>
+      </w:r>
+      <w:r>
+        <w:rPr>
+          <w:rStyle w:val="StringTok"/>
+        </w:rPr>
+        <w:t xml:space="preserve">"c"</w:t>
+      </w:r>
+      <w:r>
+        <w:rPr>
+          <w:rStyle w:val="NormalTok"/>
+        </w:rPr>
+        <w:t xml:space="preserve">, </w:t>
+      </w:r>
+      <w:r>
+        <w:rPr>
+          <w:rStyle w:val="StringTok"/>
+        </w:rPr>
+        <w:t xml:space="preserve">"d"</w:t>
+      </w:r>
+      <w:r>
+        <w:rPr>
+          <w:rStyle w:val="NormalTok"/>
+        </w:rPr>
+        <w:t xml:space="preserve">, </w:t>
+      </w:r>
+      <w:r>
+        <w:rPr>
+          <w:rStyle w:val="StringTok"/>
+        </w:rPr>
+        <w:t xml:space="preserve">"e"</w:t>
+      </w:r>
+      <w:r>
+        <w:rPr>
+          <w:rStyle w:val="NormalTok"/>
+        </w:rPr>
+        <w:t xml:space="preserve">) </w:t>
+      </w:r>
+      <w:r>
+        <w:rPr>
+          <w:rStyle w:val="CommentTok"/>
+        </w:rPr>
+        <w:t xml:space="preserve"># caracteres (character)</w:t>
+      </w:r>
+    </w:p>
+    <w:p>
+      <w:pPr>
+        <w:numPr>
+          <w:ilvl w:val="0"/>
+          <w:numId w:val="1000"/>
+        </w:numPr>
+      </w:pPr>
+      <w:r>
         <w:t xml:space="preserve">Cada vector tiene elementos que representan valores de su respectivo tipo de dato.</w:t>
       </w:r>
     </w:p>
@@ -3125,12 +5355,51 @@
     </w:p>
     <w:p>
       <w:pPr>
+        <w:pStyle w:val="SourceCode"/>
         <w:numPr>
           <w:ilvl w:val="0"/>
           <w:numId w:val="1000"/>
         </w:numPr>
       </w:pPr>
       <w:r>
+        <w:rPr>
+          <w:rStyle w:val="NormalTok"/>
+        </w:rPr>
+        <w:t xml:space="preserve">df </w:t>
+      </w:r>
+      <w:r>
+        <w:rPr>
+          <w:rStyle w:val="OtherTok"/>
+        </w:rPr>
+        <w:t xml:space="preserve">&lt;-</w:t>
+      </w:r>
+      <w:r>
+        <w:rPr>
+          <w:rStyle w:val="NormalTok"/>
+        </w:rPr>
+        <w:t xml:space="preserve"> </w:t>
+      </w:r>
+      <w:r>
+        <w:rPr>
+          <w:rStyle w:val="FunctionTok"/>
+        </w:rPr>
+        <w:t xml:space="preserve">data.frame</w:t>
+      </w:r>
+      <w:r>
+        <w:rPr>
+          <w:rStyle w:val="NormalTok"/>
+        </w:rPr>
+        <w:t xml:space="preserve">(dbl, int, lgl, chr)</w:t>
+      </w:r>
+    </w:p>
+    <w:p>
+      <w:pPr>
+        <w:numPr>
+          <w:ilvl w:val="0"/>
+          <w:numId w:val="1000"/>
+        </w:numPr>
+      </w:pPr>
+      <w:r>
         <w:t xml:space="preserve">El data frame</w:t>
       </w:r>
       <w:r>
@@ -3212,6 +5481,21 @@
       </w:pPr>
       <w:r>
         <w:t xml:space="preserve">Mostamos el contenido del data frame en la consola:</w:t>
+      </w:r>
+    </w:p>
+    <w:p>
+      <w:pPr>
+        <w:pStyle w:val="SourceCode"/>
+        <w:numPr>
+          <w:ilvl w:val="0"/>
+          <w:numId w:val="1000"/>
+        </w:numPr>
+      </w:pPr>
+      <w:r>
+        <w:rPr>
+          <w:rStyle w:val="NormalTok"/>
+        </w:rPr>
+        <w:t xml:space="preserve">df</w:t>
       </w:r>
     </w:p>
     <w:p>
@@ -3274,12 +5558,33 @@
     </w:p>
     <w:p>
       <w:pPr>
+        <w:pStyle w:val="SourceCode"/>
         <w:numPr>
           <w:ilvl w:val="0"/>
           <w:numId w:val="1000"/>
         </w:numPr>
       </w:pPr>
       <w:r>
+        <w:rPr>
+          <w:rStyle w:val="FunctionTok"/>
+        </w:rPr>
+        <w:t xml:space="preserve">nrow</w:t>
+      </w:r>
+      <w:r>
+        <w:rPr>
+          <w:rStyle w:val="NormalTok"/>
+        </w:rPr>
+        <w:t xml:space="preserve">(df)</w:t>
+      </w:r>
+    </w:p>
+    <w:p>
+      <w:pPr>
+        <w:numPr>
+          <w:ilvl w:val="0"/>
+          <w:numId w:val="1000"/>
+        </w:numPr>
+      </w:pPr>
+      <w:r>
         <w:t xml:space="preserve">Esta línea de código devuelve el número de filas en el data frame</w:t>
       </w:r>
       <w:r>
@@ -3320,12 +5625,33 @@
     </w:p>
     <w:p>
       <w:pPr>
+        <w:pStyle w:val="SourceCode"/>
         <w:numPr>
           <w:ilvl w:val="0"/>
           <w:numId w:val="1000"/>
         </w:numPr>
       </w:pPr>
       <w:r>
+        <w:rPr>
+          <w:rStyle w:val="FunctionTok"/>
+        </w:rPr>
+        <w:t xml:space="preserve">ncol</w:t>
+      </w:r>
+      <w:r>
+        <w:rPr>
+          <w:rStyle w:val="NormalTok"/>
+        </w:rPr>
+        <w:t xml:space="preserve">(df)</w:t>
+      </w:r>
+    </w:p>
+    <w:p>
+      <w:pPr>
+        <w:numPr>
+          <w:ilvl w:val="0"/>
+          <w:numId w:val="1000"/>
+        </w:numPr>
+      </w:pPr>
+      <w:r>
         <w:t xml:space="preserve">Aquí se obtiene el número de columnas en el data frame</w:t>
       </w:r>
       <w:r>
@@ -3362,6 +5688,27 @@
       </w:r>
       <w:r>
         <w:t xml:space="preserve">:</w:t>
+      </w:r>
+    </w:p>
+    <w:p>
+      <w:pPr>
+        <w:pStyle w:val="SourceCode"/>
+        <w:numPr>
+          <w:ilvl w:val="0"/>
+          <w:numId w:val="1000"/>
+        </w:numPr>
+      </w:pPr>
+      <w:r>
+        <w:rPr>
+          <w:rStyle w:val="FunctionTok"/>
+        </w:rPr>
+        <w:t xml:space="preserve">dim</w:t>
+      </w:r>
+      <w:r>
+        <w:rPr>
+          <w:rStyle w:val="NormalTok"/>
+        </w:rPr>
+        <w:t xml:space="preserve">(df)</w:t>
       </w:r>
     </w:p>
     <w:p>
@@ -3485,6 +5832,45 @@
     </w:p>
     <w:p>
       <w:pPr>
+        <w:pStyle w:val="SourceCode"/>
+        <w:numPr>
+          <w:ilvl w:val="0"/>
+          <w:numId w:val="1000"/>
+        </w:numPr>
+      </w:pPr>
+      <w:r>
+        <w:rPr>
+          <w:rStyle w:val="NormalTok"/>
+        </w:rPr>
+        <w:t xml:space="preserve">a </w:t>
+      </w:r>
+      <w:r>
+        <w:rPr>
+          <w:rStyle w:val="OtherTok"/>
+        </w:rPr>
+        <w:t xml:space="preserve">&lt;-</w:t>
+      </w:r>
+      <w:r>
+        <w:rPr>
+          <w:rStyle w:val="NormalTok"/>
+        </w:rPr>
+        <w:t xml:space="preserve"> </w:t>
+      </w:r>
+      <w:r>
+        <w:rPr>
+          <w:rStyle w:val="DecValTok"/>
+        </w:rPr>
+        <w:t xml:space="preserve">1</w:t>
+      </w:r>
+      <w:r>
+        <w:rPr>
+          <w:rStyle w:val="NormalTok"/>
+        </w:rPr>
+        <w:t xml:space="preserve">L</w:t>
+      </w:r>
+    </w:p>
+    <w:p>
+      <w:pPr>
         <w:numPr>
           <w:ilvl w:val="0"/>
           <w:numId w:val="1010"/>
@@ -3521,6 +5907,105 @@
     </w:p>
     <w:p>
       <w:pPr>
+        <w:pStyle w:val="SourceCode"/>
+        <w:numPr>
+          <w:ilvl w:val="0"/>
+          <w:numId w:val="1000"/>
+        </w:numPr>
+      </w:pPr>
+      <w:r>
+        <w:rPr>
+          <w:rStyle w:val="NormalTok"/>
+        </w:rPr>
+        <w:t xml:space="preserve">dbl </w:t>
+      </w:r>
+      <w:r>
+        <w:rPr>
+          <w:rStyle w:val="OtherTok"/>
+        </w:rPr>
+        <w:t xml:space="preserve">&lt;-</w:t>
+      </w:r>
+      <w:r>
+        <w:rPr>
+          <w:rStyle w:val="NormalTok"/>
+        </w:rPr>
+        <w:t xml:space="preserve"> </w:t>
+      </w:r>
+      <w:r>
+        <w:rPr>
+          <w:rStyle w:val="FunctionTok"/>
+        </w:rPr>
+        <w:t xml:space="preserve">c</w:t>
+      </w:r>
+      <w:r>
+        <w:rPr>
+          <w:rStyle w:val="NormalTok"/>
+        </w:rPr>
+        <w:t xml:space="preserve">(</w:t>
+      </w:r>
+      <w:r>
+        <w:rPr>
+          <w:rStyle w:val="FloatTok"/>
+        </w:rPr>
+        <w:t xml:space="preserve">0.5</w:t>
+      </w:r>
+      <w:r>
+        <w:rPr>
+          <w:rStyle w:val="NormalTok"/>
+        </w:rPr>
+        <w:t xml:space="preserve">, </w:t>
+      </w:r>
+      <w:r>
+        <w:rPr>
+          <w:rStyle w:val="FloatTok"/>
+        </w:rPr>
+        <w:t xml:space="preserve">0.6</w:t>
+      </w:r>
+      <w:r>
+        <w:rPr>
+          <w:rStyle w:val="NormalTok"/>
+        </w:rPr>
+        <w:t xml:space="preserve">, </w:t>
+      </w:r>
+      <w:r>
+        <w:rPr>
+          <w:rStyle w:val="FloatTok"/>
+        </w:rPr>
+        <w:t xml:space="preserve">0.25</w:t>
+      </w:r>
+      <w:r>
+        <w:rPr>
+          <w:rStyle w:val="NormalTok"/>
+        </w:rPr>
+        <w:t xml:space="preserve">, </w:t>
+      </w:r>
+      <w:r>
+        <w:rPr>
+          <w:rStyle w:val="FloatTok"/>
+        </w:rPr>
+        <w:t xml:space="preserve">1.2</w:t>
+      </w:r>
+      <w:r>
+        <w:rPr>
+          <w:rStyle w:val="NormalTok"/>
+        </w:rPr>
+        <w:t xml:space="preserve">, </w:t>
+      </w:r>
+      <w:r>
+        <w:rPr>
+          <w:rStyle w:val="FloatTok"/>
+        </w:rPr>
+        <w:t xml:space="preserve">0.333</w:t>
+      </w:r>
+      <w:r>
+        <w:rPr>
+          <w:rStyle w:val="NormalTok"/>
+        </w:rPr>
+        <w:t xml:space="preserve">)</w:t>
+      </w:r>
+    </w:p>
+    <w:p>
+      <w:pPr>
         <w:numPr>
           <w:ilvl w:val="0"/>
           <w:numId w:val="1010"/>
@@ -3557,6 +6042,81 @@
     </w:p>
     <w:p>
       <w:pPr>
+        <w:pStyle w:val="SourceCode"/>
+        <w:numPr>
+          <w:ilvl w:val="0"/>
+          <w:numId w:val="1000"/>
+        </w:numPr>
+      </w:pPr>
+      <w:r>
+        <w:rPr>
+          <w:rStyle w:val="NormalTok"/>
+        </w:rPr>
+        <w:t xml:space="preserve">chr </w:t>
+      </w:r>
+      <w:r>
+        <w:rPr>
+          <w:rStyle w:val="OtherTok"/>
+        </w:rPr>
+        <w:t xml:space="preserve">&lt;-</w:t>
+      </w:r>
+      <w:r>
+        <w:rPr>
+          <w:rStyle w:val="NormalTok"/>
+        </w:rPr>
+        <w:t xml:space="preserve"> </w:t>
+      </w:r>
+      <w:r>
+        <w:rPr>
+          <w:rStyle w:val="FunctionTok"/>
+        </w:rPr>
+        <w:t xml:space="preserve">c</w:t>
+      </w:r>
+      <w:r>
+        <w:rPr>
+          <w:rStyle w:val="NormalTok"/>
+        </w:rPr>
+        <w:t xml:space="preserve">(</w:t>
+      </w:r>
+      <w:r>
+        <w:rPr>
+          <w:rStyle w:val="StringTok"/>
+        </w:rPr>
+        <w:t xml:space="preserve">"a"</w:t>
+      </w:r>
+      <w:r>
+        <w:rPr>
+          <w:rStyle w:val="NormalTok"/>
+        </w:rPr>
+        <w:t xml:space="preserve">, </w:t>
+      </w:r>
+      <w:r>
+        <w:rPr>
+          <w:rStyle w:val="StringTok"/>
+        </w:rPr>
+        <w:t xml:space="preserve">"b"</w:t>
+      </w:r>
+      <w:r>
+        <w:rPr>
+          <w:rStyle w:val="NormalTok"/>
+        </w:rPr>
+        <w:t xml:space="preserve">, </w:t>
+      </w:r>
+      <w:r>
+        <w:rPr>
+          <w:rStyle w:val="StringTok"/>
+        </w:rPr>
+        <w:t xml:space="preserve">"c"</w:t>
+      </w:r>
+      <w:r>
+        <w:rPr>
+          <w:rStyle w:val="NormalTok"/>
+        </w:rPr>
+        <w:t xml:space="preserve">)</w:t>
+      </w:r>
+    </w:p>
+    <w:p>
+      <w:pPr>
         <w:numPr>
           <w:ilvl w:val="0"/>
           <w:numId w:val="1010"/>
@@ -3583,6 +6143,93 @@
     </w:p>
     <w:p>
       <w:pPr>
+        <w:pStyle w:val="SourceCode"/>
+        <w:numPr>
+          <w:ilvl w:val="0"/>
+          <w:numId w:val="1000"/>
+        </w:numPr>
+      </w:pPr>
+      <w:r>
+        <w:rPr>
+          <w:rStyle w:val="NormalTok"/>
+        </w:rPr>
+        <w:t xml:space="preserve">v </w:t>
+      </w:r>
+      <w:r>
+        <w:rPr>
+          <w:rStyle w:val="OtherTok"/>
+        </w:rPr>
+        <w:t xml:space="preserve">&lt;-</w:t>
+      </w:r>
+      <w:r>
+        <w:rPr>
+          <w:rStyle w:val="NormalTok"/>
+        </w:rPr>
+        <w:t xml:space="preserve"> </w:t>
+      </w:r>
+      <w:r>
+        <w:rPr>
+          <w:rStyle w:val="FunctionTok"/>
+        </w:rPr>
+        <w:t xml:space="preserve">c</w:t>
+      </w:r>
+      <w:r>
+        <w:rPr>
+          <w:rStyle w:val="NormalTok"/>
+        </w:rPr>
+        <w:t xml:space="preserve">(</w:t>
+      </w:r>
+      <w:r>
+        <w:rPr>
+          <w:rStyle w:val="FloatTok"/>
+        </w:rPr>
+        <w:t xml:space="preserve">1.1</w:t>
+      </w:r>
+      <w:r>
+        <w:rPr>
+          <w:rStyle w:val="NormalTok"/>
+        </w:rPr>
+        <w:t xml:space="preserve">, </w:t>
+      </w:r>
+      <w:r>
+        <w:rPr>
+          <w:rStyle w:val="FloatTok"/>
+        </w:rPr>
+        <w:t xml:space="preserve">1.2</w:t>
+      </w:r>
+      <w:r>
+        <w:rPr>
+          <w:rStyle w:val="NormalTok"/>
+        </w:rPr>
+        <w:t xml:space="preserve">, </w:t>
+      </w:r>
+      <w:r>
+        <w:rPr>
+          <w:rStyle w:val="FloatTok"/>
+        </w:rPr>
+        <w:t xml:space="preserve">1.3</w:t>
+      </w:r>
+      <w:r>
+        <w:rPr>
+          <w:rStyle w:val="NormalTok"/>
+        </w:rPr>
+        <w:t xml:space="preserve">, </w:t>
+      </w:r>
+      <w:r>
+        <w:rPr>
+          <w:rStyle w:val="FloatTok"/>
+        </w:rPr>
+        <w:t xml:space="preserve">1.4</w:t>
+      </w:r>
+      <w:r>
+        <w:rPr>
+          <w:rStyle w:val="NormalTok"/>
+        </w:rPr>
+        <w:t xml:space="preserve">)</w:t>
+      </w:r>
+    </w:p>
+    <w:p>
+      <w:pPr>
         <w:numPr>
           <w:ilvl w:val="0"/>
           <w:numId w:val="1010"/>
@@ -3621,12 +6268,75 @@
     </w:p>
     <w:p>
       <w:pPr>
+        <w:pStyle w:val="SourceCode"/>
         <w:numPr>
           <w:ilvl w:val="0"/>
           <w:numId w:val="1000"/>
         </w:numPr>
       </w:pPr>
       <w:r>
+        <w:rPr>
+          <w:rStyle w:val="NormalTok"/>
+        </w:rPr>
+        <w:t xml:space="preserve">mat </w:t>
+      </w:r>
+      <w:r>
+        <w:rPr>
+          <w:rStyle w:val="OtherTok"/>
+        </w:rPr>
+        <w:t xml:space="preserve">&lt;-</w:t>
+      </w:r>
+      <w:r>
+        <w:rPr>
+          <w:rStyle w:val="NormalTok"/>
+        </w:rPr>
+        <w:t xml:space="preserve"> </w:t>
+      </w:r>
+      <w:r>
+        <w:rPr>
+          <w:rStyle w:val="FunctionTok"/>
+        </w:rPr>
+        <w:t xml:space="preserve">matrix</w:t>
+      </w:r>
+      <w:r>
+        <w:rPr>
+          <w:rStyle w:val="NormalTok"/>
+        </w:rPr>
+        <w:t xml:space="preserve">(v, </w:t>
+      </w:r>
+      <w:r>
+        <w:rPr>
+          <w:rStyle w:val="AttributeTok"/>
+        </w:rPr>
+        <w:t xml:space="preserve">ncol =</w:t>
+      </w:r>
+      <w:r>
+        <w:rPr>
+          <w:rStyle w:val="NormalTok"/>
+        </w:rPr>
+        <w:t xml:space="preserve"> </w:t>
+      </w:r>
+      <w:r>
+        <w:rPr>
+          <w:rStyle w:val="DecValTok"/>
+        </w:rPr>
+        <w:t xml:space="preserve">2</w:t>
+      </w:r>
+      <w:r>
+        <w:rPr>
+          <w:rStyle w:val="NormalTok"/>
+        </w:rPr>
+        <w:t xml:space="preserve">)</w:t>
+      </w:r>
+    </w:p>
+    <w:p>
+      <w:pPr>
+        <w:numPr>
+          <w:ilvl w:val="0"/>
+          <w:numId w:val="1000"/>
+        </w:numPr>
+      </w:pPr>
+      <w:r>
         <w:t xml:space="preserve">La matriz</w:t>
       </w:r>
       <w:r>
@@ -3739,12 +6449,51 @@
     </w:p>
     <w:p>
       <w:pPr>
+        <w:pStyle w:val="SourceCode"/>
         <w:numPr>
           <w:ilvl w:val="0"/>
           <w:numId w:val="1000"/>
         </w:numPr>
       </w:pPr>
       <w:r>
+        <w:rPr>
+          <w:rStyle w:val="NormalTok"/>
+        </w:rPr>
+        <w:t xml:space="preserve">l </w:t>
+      </w:r>
+      <w:r>
+        <w:rPr>
+          <w:rStyle w:val="OtherTok"/>
+        </w:rPr>
+        <w:t xml:space="preserve">&lt;-</w:t>
+      </w:r>
+      <w:r>
+        <w:rPr>
+          <w:rStyle w:val="NormalTok"/>
+        </w:rPr>
+        <w:t xml:space="preserve"> </w:t>
+      </w:r>
+      <w:r>
+        <w:rPr>
+          <w:rStyle w:val="FunctionTok"/>
+        </w:rPr>
+        <w:t xml:space="preserve">list</w:t>
+      </w:r>
+      <w:r>
+        <w:rPr>
+          <w:rStyle w:val="NormalTok"/>
+        </w:rPr>
+        <w:t xml:space="preserve">(a, dbl, chr, mat)</w:t>
+      </w:r>
+    </w:p>
+    <w:p>
+      <w:pPr>
+        <w:numPr>
+          <w:ilvl w:val="0"/>
+          <w:numId w:val="1000"/>
+        </w:numPr>
+      </w:pPr>
+      <w:r>
         <w:t xml:space="preserve">La lista</w:t>
       </w:r>
       <w:r>
@@ -3772,6 +6521,21 @@
       </w:pPr>
       <w:r>
         <w:t xml:space="preserve">Finalmente, visualizamos el contenido de la lista en la consola:</w:t>
+      </w:r>
+    </w:p>
+    <w:p>
+      <w:pPr>
+        <w:pStyle w:val="SourceCode"/>
+        <w:numPr>
+          <w:ilvl w:val="0"/>
+          <w:numId w:val="1000"/>
+        </w:numPr>
+      </w:pPr>
+      <w:r>
+        <w:rPr>
+          <w:rStyle w:val="NormalTok"/>
+        </w:rPr>
+        <w:t xml:space="preserve">l</w:t>
       </w:r>
     </w:p>
     <w:p>
@@ -3808,7 +6572,7 @@
     <w:bookmarkEnd w:id="40"/>
     <w:bookmarkEnd w:id="41"/>
     <w:bookmarkEnd w:id="42"/>
-    <w:bookmarkStart w:id="63" w:name="publicaciones-similares"/>
+    <w:bookmarkStart w:id="61" w:name="publicaciones-similares"/>
     <w:p>
       <w:pPr>
         <w:pStyle w:val="Heading1"/>
@@ -3905,27 +6669,6 @@
           <w:rPr>
             <w:rStyle w:val="Hyperlink"/>
           </w:rPr>
-          <w:t xml:space="preserve">2021 03 027 01 Introduccion Al Programa</w:t>
-        </w:r>
-      </w:hyperlink>
-    </w:p>
-    <w:p>
-      <w:pPr>
-        <w:pStyle w:val="Compact"/>
-        <w:numPr>
-          <w:ilvl w:val="0"/>
-          <w:numId w:val="1011"/>
-        </w:numPr>
-      </w:pPr>
-      <w:hyperlink r:id="rId51"/>
-      <w:r>
-        <w:t xml:space="preserve"> </w:t>
-      </w:r>
-      <w:hyperlink r:id="rId52">
-        <w:r>
-          <w:rPr>
-            <w:rStyle w:val="Hyperlink"/>
-          </w:rPr>
           <w:t xml:space="preserve">02 Manipulacion De Datos</w:t>
         </w:r>
       </w:hyperlink>
@@ -3938,11 +6681,11 @@
           <w:numId w:val="1011"/>
         </w:numPr>
       </w:pPr>
-      <w:hyperlink r:id="rId53"/>
-      <w:r>
-        <w:t xml:space="preserve"> </w:t>
-      </w:r>
-      <w:hyperlink r:id="rId54">
+      <w:hyperlink r:id="rId51"/>
+      <w:r>
+        <w:t xml:space="preserve"> </w:t>
+      </w:r>
+      <w:hyperlink r:id="rId52">
         <w:r>
           <w:rPr>
             <w:rStyle w:val="Hyperlink"/>
@@ -3959,11 +6702,11 @@
           <w:numId w:val="1011"/>
         </w:numPr>
       </w:pPr>
-      <w:hyperlink r:id="rId55"/>
-      <w:r>
-        <w:t xml:space="preserve"> </w:t>
-      </w:r>
-      <w:hyperlink r:id="rId56">
+      <w:hyperlink r:id="rId53"/>
+      <w:r>
+        <w:t xml:space="preserve"> </w:t>
+      </w:r>
+      <w:hyperlink r:id="rId54">
         <w:r>
           <w:rPr>
             <w:rStyle w:val="Hyperlink"/>
@@ -3980,11 +6723,11 @@
           <w:numId w:val="1011"/>
         </w:numPr>
       </w:pPr>
-      <w:hyperlink r:id="rId57"/>
-      <w:r>
-        <w:t xml:space="preserve"> </w:t>
-      </w:r>
-      <w:hyperlink r:id="rId58">
+      <w:hyperlink r:id="rId55"/>
+      <w:r>
+        <w:t xml:space="preserve"> </w:t>
+      </w:r>
+      <w:hyperlink r:id="rId56">
         <w:r>
           <w:rPr>
             <w:rStyle w:val="Hyperlink"/>
@@ -4001,11 +6744,11 @@
           <w:numId w:val="1011"/>
         </w:numPr>
       </w:pPr>
-      <w:hyperlink r:id="rId59"/>
-      <w:r>
-        <w:t xml:space="preserve"> </w:t>
-      </w:r>
-      <w:hyperlink r:id="rId60">
+      <w:hyperlink r:id="rId57"/>
+      <w:r>
+        <w:t xml:space="preserve"> </w:t>
+      </w:r>
+      <w:hyperlink r:id="rId58">
         <w:r>
           <w:rPr>
             <w:rStyle w:val="Hyperlink"/>
@@ -4022,11 +6765,11 @@
           <w:numId w:val="1011"/>
         </w:numPr>
       </w:pPr>
-      <w:hyperlink r:id="rId61"/>
-      <w:r>
-        <w:t xml:space="preserve"> </w:t>
-      </w:r>
-      <w:hyperlink r:id="rId62">
+      <w:hyperlink r:id="rId59"/>
+      <w:r>
+        <w:t xml:space="preserve"> </w:t>
+      </w:r>
+      <w:hyperlink r:id="rId60">
         <w:r>
           <w:rPr>
             <w:rStyle w:val="Hyperlink"/>
@@ -4043,7 +6786,7 @@
         <w:t xml:space="preserve">Esperamos que encuentres estas publicaciones igualmente interesantes y útiles. ¡Disfruta de la lectura!</w:t>
       </w:r>
     </w:p>
-    <w:bookmarkEnd w:id="63"/>
+    <w:bookmarkEnd w:id="61"/>
     <w:sectPr>
       <w:headerReference r:id="rId9" w:type="even"/>
       <w:headerReference r:id="rId11" w:type="default"/>
